--- a/Etapa Inicio/Plan de Gestión de Configuración - Kairos - NexTech.docx
+++ b/Etapa Inicio/Plan de Gestión de Configuración - Kairos - NexTech.docx
@@ -949,12 +949,12 @@
             <wp:extent cx="1200150" cy="1200150"/>
             <wp:effectExtent b="0" l="0" r="0" t="0"/>
             <wp:wrapSquare wrapText="bothSides" distB="0" distT="0" distL="114300" distR="114300"/>
-            <wp:docPr descr="psi-negro.png" id="17" name="image4.png"/>
+            <wp:docPr descr="psi-negro.png" id="17" name="image3.png"/>
             <a:graphic>
               <a:graphicData uri="http://schemas.openxmlformats.org/drawingml/2006/picture">
                 <pic:pic>
                   <pic:nvPicPr>
-                    <pic:cNvPr descr="psi-negro.png" id="0" name="image4.png"/>
+                    <pic:cNvPr descr="psi-negro.png" id="0" name="image3.png"/>
                     <pic:cNvPicPr preferRelativeResize="0"/>
                   </pic:nvPicPr>
                   <pic:blipFill>
@@ -1004,12 +1004,12 @@
             <wp:extent cx="1304925" cy="2019300"/>
             <wp:effectExtent b="0" l="0" r="0" t="0"/>
             <wp:wrapSquare wrapText="bothSides" distB="0" distT="0" distL="114300" distR="114300"/>
-            <wp:docPr descr="UNPA.JPG" id="16" name="image1.jpg"/>
+            <wp:docPr descr="UNPA.JPG" id="16" name="image4.jpg"/>
             <a:graphic>
               <a:graphicData uri="http://schemas.openxmlformats.org/drawingml/2006/picture">
                 <pic:pic>
                   <pic:nvPicPr>
-                    <pic:cNvPr descr="UNPA.JPG" id="0" name="image1.jpg"/>
+                    <pic:cNvPr descr="UNPA.JPG" id="0" name="image4.jpg"/>
                     <pic:cNvPicPr preferRelativeResize="0"/>
                   </pic:nvPicPr>
                   <pic:blipFill>
@@ -1508,7 +1508,7 @@
     </w:p>
     <w:sdt>
       <w:sdtPr>
-        <w:id w:val="-1678633207"/>
+        <w:id w:val="84498507"/>
         <w:docPartObj>
           <w:docPartGallery w:val="Table of Contents"/>
           <w:docPartUnique w:val="1"/>
@@ -7680,12 +7680,12 @@
           <wp:extent cx="669290" cy="669290"/>
           <wp:effectExtent b="0" l="0" r="0" t="0"/>
           <wp:wrapSquare wrapText="bothSides" distB="0" distT="0" distL="114300" distR="114300"/>
-          <wp:docPr descr="psi-negro.png" id="15" name="image3.png"/>
+          <wp:docPr descr="psi-negro.png" id="15" name="image5.png"/>
           <a:graphic>
             <a:graphicData uri="http://schemas.openxmlformats.org/drawingml/2006/picture">
               <pic:pic>
                 <pic:nvPicPr>
-                  <pic:cNvPr descr="psi-negro.png" id="0" name="image3.png"/>
+                  <pic:cNvPr descr="psi-negro.png" id="0" name="image5.png"/>
                   <pic:cNvPicPr preferRelativeResize="0"/>
                 </pic:nvPicPr>
                 <pic:blipFill>
@@ -7725,12 +7725,12 @@
           <wp:extent cx="425450" cy="666750"/>
           <wp:effectExtent b="0" l="0" r="0" t="0"/>
           <wp:wrapSquare wrapText="bothSides" distB="0" distT="0" distL="114300" distR="114300"/>
-          <wp:docPr descr="UNPA.JPG" id="14" name="image5.jpg"/>
+          <wp:docPr descr="UNPA.JPG" id="14" name="image1.jpg"/>
           <a:graphic>
             <a:graphicData uri="http://schemas.openxmlformats.org/drawingml/2006/picture">
               <pic:pic>
                 <pic:nvPicPr>
-                  <pic:cNvPr descr="UNPA.JPG" id="0" name="image5.jpg"/>
+                  <pic:cNvPr descr="UNPA.JPG" id="0" name="image1.jpg"/>
                   <pic:cNvPicPr preferRelativeResize="0"/>
                 </pic:nvPicPr>
                 <pic:blipFill>

--- a/Etapa Inicio/Plan de Gestión de Configuración - Kairos - NexTech.docx
+++ b/Etapa Inicio/Plan de Gestión de Configuración - Kairos - NexTech.docx
@@ -949,12 +949,12 @@
             <wp:extent cx="1200150" cy="1200150"/>
             <wp:effectExtent b="0" l="0" r="0" t="0"/>
             <wp:wrapSquare wrapText="bothSides" distB="0" distT="0" distL="114300" distR="114300"/>
-            <wp:docPr descr="psi-negro.png" id="17" name="image3.png"/>
+            <wp:docPr descr="psi-negro.png" id="17" name="image5.png"/>
             <a:graphic>
               <a:graphicData uri="http://schemas.openxmlformats.org/drawingml/2006/picture">
                 <pic:pic>
                   <pic:nvPicPr>
-                    <pic:cNvPr descr="psi-negro.png" id="0" name="image3.png"/>
+                    <pic:cNvPr descr="psi-negro.png" id="0" name="image5.png"/>
                     <pic:cNvPicPr preferRelativeResize="0"/>
                   </pic:nvPicPr>
                   <pic:blipFill>
@@ -1405,12 +1405,12 @@
             <wp:extent cx="1200150" cy="1200150"/>
             <wp:effectExtent b="0" l="0" r="0" t="0"/>
             <wp:wrapSquare wrapText="bothSides" distB="0" distT="0" distL="114300" distR="114300"/>
-            <wp:docPr id="13" name="image2.png"/>
+            <wp:docPr id="13" name="image1.png"/>
             <a:graphic>
               <a:graphicData uri="http://schemas.openxmlformats.org/drawingml/2006/picture">
                 <pic:pic>
                   <pic:nvPicPr>
-                    <pic:cNvPr id="0" name="image2.png"/>
+                    <pic:cNvPr id="0" name="image1.png"/>
                     <pic:cNvPicPr preferRelativeResize="0"/>
                   </pic:nvPicPr>
                   <pic:blipFill>
@@ -1508,7 +1508,7 @@
     </w:p>
     <w:sdt>
       <w:sdtPr>
-        <w:id w:val="84498507"/>
+        <w:id w:val="2104453411"/>
         <w:docPartObj>
           <w:docPartGallery w:val="Table of Contents"/>
           <w:docPartUnique w:val="1"/>
@@ -7680,12 +7680,12 @@
           <wp:extent cx="669290" cy="669290"/>
           <wp:effectExtent b="0" l="0" r="0" t="0"/>
           <wp:wrapSquare wrapText="bothSides" distB="0" distT="0" distL="114300" distR="114300"/>
-          <wp:docPr descr="psi-negro.png" id="15" name="image5.png"/>
+          <wp:docPr descr="psi-negro.png" id="15" name="image3.png"/>
           <a:graphic>
             <a:graphicData uri="http://schemas.openxmlformats.org/drawingml/2006/picture">
               <pic:pic>
                 <pic:nvPicPr>
-                  <pic:cNvPr descr="psi-negro.png" id="0" name="image5.png"/>
+                  <pic:cNvPr descr="psi-negro.png" id="0" name="image3.png"/>
                   <pic:cNvPicPr preferRelativeResize="0"/>
                 </pic:nvPicPr>
                 <pic:blipFill>
@@ -7725,12 +7725,12 @@
           <wp:extent cx="425450" cy="666750"/>
           <wp:effectExtent b="0" l="0" r="0" t="0"/>
           <wp:wrapSquare wrapText="bothSides" distB="0" distT="0" distL="114300" distR="114300"/>
-          <wp:docPr descr="UNPA.JPG" id="14" name="image1.jpg"/>
+          <wp:docPr descr="UNPA.JPG" id="14" name="image2.jpg"/>
           <a:graphic>
             <a:graphicData uri="http://schemas.openxmlformats.org/drawingml/2006/picture">
               <pic:pic>
                 <pic:nvPicPr>
-                  <pic:cNvPr descr="UNPA.JPG" id="0" name="image1.jpg"/>
+                  <pic:cNvPr descr="UNPA.JPG" id="0" name="image2.jpg"/>
                   <pic:cNvPicPr preferRelativeResize="0"/>
                 </pic:nvPicPr>
                 <pic:blipFill>

--- a/Etapa Inicio/Plan de Gestión de Configuración - Kairos - NexTech.docx
+++ b/Etapa Inicio/Plan de Gestión de Configuración - Kairos - NexTech.docx
@@ -949,12 +949,12 @@
             <wp:extent cx="1200150" cy="1200150"/>
             <wp:effectExtent b="0" l="0" r="0" t="0"/>
             <wp:wrapSquare wrapText="bothSides" distB="0" distT="0" distL="114300" distR="114300"/>
-            <wp:docPr descr="psi-negro.png" id="17" name="image5.png"/>
+            <wp:docPr descr="psi-negro.png" id="17" name="image4.png"/>
             <a:graphic>
               <a:graphicData uri="http://schemas.openxmlformats.org/drawingml/2006/picture">
                 <pic:pic>
                   <pic:nvPicPr>
-                    <pic:cNvPr descr="psi-negro.png" id="0" name="image5.png"/>
+                    <pic:cNvPr descr="psi-negro.png" id="0" name="image4.png"/>
                     <pic:cNvPicPr preferRelativeResize="0"/>
                   </pic:nvPicPr>
                   <pic:blipFill>
@@ -1004,12 +1004,12 @@
             <wp:extent cx="1304925" cy="2019300"/>
             <wp:effectExtent b="0" l="0" r="0" t="0"/>
             <wp:wrapSquare wrapText="bothSides" distB="0" distT="0" distL="114300" distR="114300"/>
-            <wp:docPr descr="UNPA.JPG" id="16" name="image4.jpg"/>
+            <wp:docPr descr="UNPA.JPG" id="16" name="image3.jpg"/>
             <a:graphic>
               <a:graphicData uri="http://schemas.openxmlformats.org/drawingml/2006/picture">
                 <pic:pic>
                   <pic:nvPicPr>
-                    <pic:cNvPr descr="UNPA.JPG" id="0" name="image4.jpg"/>
+                    <pic:cNvPr descr="UNPA.JPG" id="0" name="image3.jpg"/>
                     <pic:cNvPicPr preferRelativeResize="0"/>
                   </pic:nvPicPr>
                   <pic:blipFill>
@@ -1405,12 +1405,12 @@
             <wp:extent cx="1200150" cy="1200150"/>
             <wp:effectExtent b="0" l="0" r="0" t="0"/>
             <wp:wrapSquare wrapText="bothSides" distB="0" distT="0" distL="114300" distR="114300"/>
-            <wp:docPr id="13" name="image1.png"/>
+            <wp:docPr id="13" name="image5.png"/>
             <a:graphic>
               <a:graphicData uri="http://schemas.openxmlformats.org/drawingml/2006/picture">
                 <pic:pic>
                   <pic:nvPicPr>
-                    <pic:cNvPr id="0" name="image1.png"/>
+                    <pic:cNvPr id="0" name="image5.png"/>
                     <pic:cNvPicPr preferRelativeResize="0"/>
                   </pic:nvPicPr>
                   <pic:blipFill>
@@ -1508,7 +1508,7 @@
     </w:p>
     <w:sdt>
       <w:sdtPr>
-        <w:id w:val="2104453411"/>
+        <w:id w:val="472035989"/>
         <w:docPartObj>
           <w:docPartGallery w:val="Table of Contents"/>
           <w:docPartUnique w:val="1"/>
@@ -7680,12 +7680,12 @@
           <wp:extent cx="669290" cy="669290"/>
           <wp:effectExtent b="0" l="0" r="0" t="0"/>
           <wp:wrapSquare wrapText="bothSides" distB="0" distT="0" distL="114300" distR="114300"/>
-          <wp:docPr descr="psi-negro.png" id="15" name="image3.png"/>
+          <wp:docPr descr="psi-negro.png" id="15" name="image2.png"/>
           <a:graphic>
             <a:graphicData uri="http://schemas.openxmlformats.org/drawingml/2006/picture">
               <pic:pic>
                 <pic:nvPicPr>
-                  <pic:cNvPr descr="psi-negro.png" id="0" name="image3.png"/>
+                  <pic:cNvPr descr="psi-negro.png" id="0" name="image2.png"/>
                   <pic:cNvPicPr preferRelativeResize="0"/>
                 </pic:nvPicPr>
                 <pic:blipFill>
@@ -7725,12 +7725,12 @@
           <wp:extent cx="425450" cy="666750"/>
           <wp:effectExtent b="0" l="0" r="0" t="0"/>
           <wp:wrapSquare wrapText="bothSides" distB="0" distT="0" distL="114300" distR="114300"/>
-          <wp:docPr descr="UNPA.JPG" id="14" name="image2.jpg"/>
+          <wp:docPr descr="UNPA.JPG" id="14" name="image1.jpg"/>
           <a:graphic>
             <a:graphicData uri="http://schemas.openxmlformats.org/drawingml/2006/picture">
               <pic:pic>
                 <pic:nvPicPr>
-                  <pic:cNvPr descr="UNPA.JPG" id="0" name="image2.jpg"/>
+                  <pic:cNvPr descr="UNPA.JPG" id="0" name="image1.jpg"/>
                   <pic:cNvPicPr preferRelativeResize="0"/>
                 </pic:nvPicPr>
                 <pic:blipFill>

--- a/Etapa Inicio/Plan de Gestión de Configuración - Kairos - NexTech.docx
+++ b/Etapa Inicio/Plan de Gestión de Configuración - Kairos - NexTech.docx
@@ -949,12 +949,12 @@
             <wp:extent cx="1200150" cy="1200150"/>
             <wp:effectExtent b="0" l="0" r="0" t="0"/>
             <wp:wrapSquare wrapText="bothSides" distB="0" distT="0" distL="114300" distR="114300"/>
-            <wp:docPr descr="psi-negro.png" id="17" name="image4.png"/>
+            <wp:docPr descr="psi-negro.png" id="17" name="image3.png"/>
             <a:graphic>
               <a:graphicData uri="http://schemas.openxmlformats.org/drawingml/2006/picture">
                 <pic:pic>
                   <pic:nvPicPr>
-                    <pic:cNvPr descr="psi-negro.png" id="0" name="image4.png"/>
+                    <pic:cNvPr descr="psi-negro.png" id="0" name="image3.png"/>
                     <pic:cNvPicPr preferRelativeResize="0"/>
                   </pic:nvPicPr>
                   <pic:blipFill>
@@ -1004,12 +1004,12 @@
             <wp:extent cx="1304925" cy="2019300"/>
             <wp:effectExtent b="0" l="0" r="0" t="0"/>
             <wp:wrapSquare wrapText="bothSides" distB="0" distT="0" distL="114300" distR="114300"/>
-            <wp:docPr descr="UNPA.JPG" id="16" name="image3.jpg"/>
+            <wp:docPr descr="UNPA.JPG" id="16" name="image5.jpg"/>
             <a:graphic>
               <a:graphicData uri="http://schemas.openxmlformats.org/drawingml/2006/picture">
                 <pic:pic>
                   <pic:nvPicPr>
-                    <pic:cNvPr descr="UNPA.JPG" id="0" name="image3.jpg"/>
+                    <pic:cNvPr descr="UNPA.JPG" id="0" name="image5.jpg"/>
                     <pic:cNvPicPr preferRelativeResize="0"/>
                   </pic:nvPicPr>
                   <pic:blipFill>
@@ -1405,12 +1405,12 @@
             <wp:extent cx="1200150" cy="1200150"/>
             <wp:effectExtent b="0" l="0" r="0" t="0"/>
             <wp:wrapSquare wrapText="bothSides" distB="0" distT="0" distL="114300" distR="114300"/>
-            <wp:docPr id="13" name="image5.png"/>
+            <wp:docPr id="13" name="image2.png"/>
             <a:graphic>
               <a:graphicData uri="http://schemas.openxmlformats.org/drawingml/2006/picture">
                 <pic:pic>
                   <pic:nvPicPr>
-                    <pic:cNvPr id="0" name="image5.png"/>
+                    <pic:cNvPr id="0" name="image2.png"/>
                     <pic:cNvPicPr preferRelativeResize="0"/>
                   </pic:nvPicPr>
                   <pic:blipFill>
@@ -1508,7 +1508,7 @@
     </w:p>
     <w:sdt>
       <w:sdtPr>
-        <w:id w:val="472035989"/>
+        <w:id w:val="738103436"/>
         <w:docPartObj>
           <w:docPartGallery w:val="Table of Contents"/>
           <w:docPartUnique w:val="1"/>
@@ -7680,12 +7680,12 @@
           <wp:extent cx="669290" cy="669290"/>
           <wp:effectExtent b="0" l="0" r="0" t="0"/>
           <wp:wrapSquare wrapText="bothSides" distB="0" distT="0" distL="114300" distR="114300"/>
-          <wp:docPr descr="psi-negro.png" id="15" name="image2.png"/>
+          <wp:docPr descr="psi-negro.png" id="15" name="image1.png"/>
           <a:graphic>
             <a:graphicData uri="http://schemas.openxmlformats.org/drawingml/2006/picture">
               <pic:pic>
                 <pic:nvPicPr>
-                  <pic:cNvPr descr="psi-negro.png" id="0" name="image2.png"/>
+                  <pic:cNvPr descr="psi-negro.png" id="0" name="image1.png"/>
                   <pic:cNvPicPr preferRelativeResize="0"/>
                 </pic:nvPicPr>
                 <pic:blipFill>
@@ -7725,12 +7725,12 @@
           <wp:extent cx="425450" cy="666750"/>
           <wp:effectExtent b="0" l="0" r="0" t="0"/>
           <wp:wrapSquare wrapText="bothSides" distB="0" distT="0" distL="114300" distR="114300"/>
-          <wp:docPr descr="UNPA.JPG" id="14" name="image1.jpg"/>
+          <wp:docPr descr="UNPA.JPG" id="14" name="image4.jpg"/>
           <a:graphic>
             <a:graphicData uri="http://schemas.openxmlformats.org/drawingml/2006/picture">
               <pic:pic>
                 <pic:nvPicPr>
-                  <pic:cNvPr descr="UNPA.JPG" id="0" name="image1.jpg"/>
+                  <pic:cNvPr descr="UNPA.JPG" id="0" name="image4.jpg"/>
                   <pic:cNvPicPr preferRelativeResize="0"/>
                 </pic:nvPicPr>
                 <pic:blipFill>

--- a/Etapa Inicio/Plan de Gestión de Configuración - Kairos - NexTech.docx
+++ b/Etapa Inicio/Plan de Gestión de Configuración - Kairos - NexTech.docx
@@ -949,12 +949,12 @@
             <wp:extent cx="1200150" cy="1200150"/>
             <wp:effectExtent b="0" l="0" r="0" t="0"/>
             <wp:wrapSquare wrapText="bothSides" distB="0" distT="0" distL="114300" distR="114300"/>
-            <wp:docPr descr="psi-negro.png" id="17" name="image3.png"/>
+            <wp:docPr descr="psi-negro.png" id="17" name="image5.png"/>
             <a:graphic>
               <a:graphicData uri="http://schemas.openxmlformats.org/drawingml/2006/picture">
                 <pic:pic>
                   <pic:nvPicPr>
-                    <pic:cNvPr descr="psi-negro.png" id="0" name="image3.png"/>
+                    <pic:cNvPr descr="psi-negro.png" id="0" name="image5.png"/>
                     <pic:cNvPicPr preferRelativeResize="0"/>
                   </pic:nvPicPr>
                   <pic:blipFill>
@@ -1004,12 +1004,12 @@
             <wp:extent cx="1304925" cy="2019300"/>
             <wp:effectExtent b="0" l="0" r="0" t="0"/>
             <wp:wrapSquare wrapText="bothSides" distB="0" distT="0" distL="114300" distR="114300"/>
-            <wp:docPr descr="UNPA.JPG" id="16" name="image5.jpg"/>
+            <wp:docPr descr="UNPA.JPG" id="16" name="image2.jpg"/>
             <a:graphic>
               <a:graphicData uri="http://schemas.openxmlformats.org/drawingml/2006/picture">
                 <pic:pic>
                   <pic:nvPicPr>
-                    <pic:cNvPr descr="UNPA.JPG" id="0" name="image5.jpg"/>
+                    <pic:cNvPr descr="UNPA.JPG" id="0" name="image2.jpg"/>
                     <pic:cNvPicPr preferRelativeResize="0"/>
                   </pic:nvPicPr>
                   <pic:blipFill>
@@ -1405,12 +1405,12 @@
             <wp:extent cx="1200150" cy="1200150"/>
             <wp:effectExtent b="0" l="0" r="0" t="0"/>
             <wp:wrapSquare wrapText="bothSides" distB="0" distT="0" distL="114300" distR="114300"/>
-            <wp:docPr id="13" name="image2.png"/>
+            <wp:docPr id="13" name="image4.png"/>
             <a:graphic>
               <a:graphicData uri="http://schemas.openxmlformats.org/drawingml/2006/picture">
                 <pic:pic>
                   <pic:nvPicPr>
-                    <pic:cNvPr id="0" name="image2.png"/>
+                    <pic:cNvPr id="0" name="image4.png"/>
                     <pic:cNvPicPr preferRelativeResize="0"/>
                   </pic:nvPicPr>
                   <pic:blipFill>
@@ -1508,7 +1508,7 @@
     </w:p>
     <w:sdt>
       <w:sdtPr>
-        <w:id w:val="738103436"/>
+        <w:id w:val="552514991"/>
         <w:docPartObj>
           <w:docPartGallery w:val="Table of Contents"/>
           <w:docPartUnique w:val="1"/>
@@ -7725,12 +7725,12 @@
           <wp:extent cx="425450" cy="666750"/>
           <wp:effectExtent b="0" l="0" r="0" t="0"/>
           <wp:wrapSquare wrapText="bothSides" distB="0" distT="0" distL="114300" distR="114300"/>
-          <wp:docPr descr="UNPA.JPG" id="14" name="image4.jpg"/>
+          <wp:docPr descr="UNPA.JPG" id="14" name="image3.jpg"/>
           <a:graphic>
             <a:graphicData uri="http://schemas.openxmlformats.org/drawingml/2006/picture">
               <pic:pic>
                 <pic:nvPicPr>
-                  <pic:cNvPr descr="UNPA.JPG" id="0" name="image4.jpg"/>
+                  <pic:cNvPr descr="UNPA.JPG" id="0" name="image3.jpg"/>
                   <pic:cNvPicPr preferRelativeResize="0"/>
                 </pic:nvPicPr>
                 <pic:blipFill>

--- a/Etapa Inicio/Plan de Gestión de Configuración - Kairos - NexTech.docx
+++ b/Etapa Inicio/Plan de Gestión de Configuración - Kairos - NexTech.docx
@@ -1004,12 +1004,12 @@
             <wp:extent cx="1304925" cy="2019300"/>
             <wp:effectExtent b="0" l="0" r="0" t="0"/>
             <wp:wrapSquare wrapText="bothSides" distB="0" distT="0" distL="114300" distR="114300"/>
-            <wp:docPr descr="UNPA.JPG" id="16" name="image2.jpg"/>
+            <wp:docPr descr="UNPA.JPG" id="16" name="image4.jpg"/>
             <a:graphic>
               <a:graphicData uri="http://schemas.openxmlformats.org/drawingml/2006/picture">
                 <pic:pic>
                   <pic:nvPicPr>
-                    <pic:cNvPr descr="UNPA.JPG" id="0" name="image2.jpg"/>
+                    <pic:cNvPr descr="UNPA.JPG" id="0" name="image4.jpg"/>
                     <pic:cNvPicPr preferRelativeResize="0"/>
                   </pic:nvPicPr>
                   <pic:blipFill>
@@ -1405,12 +1405,12 @@
             <wp:extent cx="1200150" cy="1200150"/>
             <wp:effectExtent b="0" l="0" r="0" t="0"/>
             <wp:wrapSquare wrapText="bothSides" distB="0" distT="0" distL="114300" distR="114300"/>
-            <wp:docPr id="13" name="image4.png"/>
+            <wp:docPr id="13" name="image3.png"/>
             <a:graphic>
               <a:graphicData uri="http://schemas.openxmlformats.org/drawingml/2006/picture">
                 <pic:pic>
                   <pic:nvPicPr>
-                    <pic:cNvPr id="0" name="image4.png"/>
+                    <pic:cNvPr id="0" name="image3.png"/>
                     <pic:cNvPicPr preferRelativeResize="0"/>
                   </pic:nvPicPr>
                   <pic:blipFill>
@@ -1508,7 +1508,7 @@
     </w:p>
     <w:sdt>
       <w:sdtPr>
-        <w:id w:val="552514991"/>
+        <w:id w:val="2013895739"/>
         <w:docPartObj>
           <w:docPartGallery w:val="Table of Contents"/>
           <w:docPartUnique w:val="1"/>
@@ -7680,12 +7680,12 @@
           <wp:extent cx="669290" cy="669290"/>
           <wp:effectExtent b="0" l="0" r="0" t="0"/>
           <wp:wrapSquare wrapText="bothSides" distB="0" distT="0" distL="114300" distR="114300"/>
-          <wp:docPr descr="psi-negro.png" id="15" name="image1.png"/>
+          <wp:docPr descr="psi-negro.png" id="15" name="image2.png"/>
           <a:graphic>
             <a:graphicData uri="http://schemas.openxmlformats.org/drawingml/2006/picture">
               <pic:pic>
                 <pic:nvPicPr>
-                  <pic:cNvPr descr="psi-negro.png" id="0" name="image1.png"/>
+                  <pic:cNvPr descr="psi-negro.png" id="0" name="image2.png"/>
                   <pic:cNvPicPr preferRelativeResize="0"/>
                 </pic:nvPicPr>
                 <pic:blipFill>
@@ -7725,12 +7725,12 @@
           <wp:extent cx="425450" cy="666750"/>
           <wp:effectExtent b="0" l="0" r="0" t="0"/>
           <wp:wrapSquare wrapText="bothSides" distB="0" distT="0" distL="114300" distR="114300"/>
-          <wp:docPr descr="UNPA.JPG" id="14" name="image3.jpg"/>
+          <wp:docPr descr="UNPA.JPG" id="14" name="image1.jpg"/>
           <a:graphic>
             <a:graphicData uri="http://schemas.openxmlformats.org/drawingml/2006/picture">
               <pic:pic>
                 <pic:nvPicPr>
-                  <pic:cNvPr descr="UNPA.JPG" id="0" name="image3.jpg"/>
+                  <pic:cNvPr descr="UNPA.JPG" id="0" name="image1.jpg"/>
                   <pic:cNvPicPr preferRelativeResize="0"/>
                 </pic:nvPicPr>
                 <pic:blipFill>

--- a/Etapa Inicio/Plan de Gestión de Configuración - Kairos - NexTech.docx
+++ b/Etapa Inicio/Plan de Gestión de Configuración - Kairos - NexTech.docx
@@ -1004,12 +1004,12 @@
             <wp:extent cx="1304925" cy="2019300"/>
             <wp:effectExtent b="0" l="0" r="0" t="0"/>
             <wp:wrapSquare wrapText="bothSides" distB="0" distT="0" distL="114300" distR="114300"/>
-            <wp:docPr descr="UNPA.JPG" id="16" name="image4.jpg"/>
+            <wp:docPr descr="UNPA.JPG" id="16" name="image3.jpg"/>
             <a:graphic>
               <a:graphicData uri="http://schemas.openxmlformats.org/drawingml/2006/picture">
                 <pic:pic>
                   <pic:nvPicPr>
-                    <pic:cNvPr descr="UNPA.JPG" id="0" name="image4.jpg"/>
+                    <pic:cNvPr descr="UNPA.JPG" id="0" name="image3.jpg"/>
                     <pic:cNvPicPr preferRelativeResize="0"/>
                   </pic:nvPicPr>
                   <pic:blipFill>
@@ -1405,12 +1405,12 @@
             <wp:extent cx="1200150" cy="1200150"/>
             <wp:effectExtent b="0" l="0" r="0" t="0"/>
             <wp:wrapSquare wrapText="bothSides" distB="0" distT="0" distL="114300" distR="114300"/>
-            <wp:docPr id="13" name="image3.png"/>
+            <wp:docPr id="13" name="image2.png"/>
             <a:graphic>
               <a:graphicData uri="http://schemas.openxmlformats.org/drawingml/2006/picture">
                 <pic:pic>
                   <pic:nvPicPr>
-                    <pic:cNvPr id="0" name="image3.png"/>
+                    <pic:cNvPr id="0" name="image2.png"/>
                     <pic:cNvPicPr preferRelativeResize="0"/>
                   </pic:nvPicPr>
                   <pic:blipFill>
@@ -1508,7 +1508,7 @@
     </w:p>
     <w:sdt>
       <w:sdtPr>
-        <w:id w:val="2013895739"/>
+        <w:id w:val="233480368"/>
         <w:docPartObj>
           <w:docPartGallery w:val="Table of Contents"/>
           <w:docPartUnique w:val="1"/>
@@ -7680,12 +7680,12 @@
           <wp:extent cx="669290" cy="669290"/>
           <wp:effectExtent b="0" l="0" r="0" t="0"/>
           <wp:wrapSquare wrapText="bothSides" distB="0" distT="0" distL="114300" distR="114300"/>
-          <wp:docPr descr="psi-negro.png" id="15" name="image2.png"/>
+          <wp:docPr descr="psi-negro.png" id="15" name="image4.png"/>
           <a:graphic>
             <a:graphicData uri="http://schemas.openxmlformats.org/drawingml/2006/picture">
               <pic:pic>
                 <pic:nvPicPr>
-                  <pic:cNvPr descr="psi-negro.png" id="0" name="image2.png"/>
+                  <pic:cNvPr descr="psi-negro.png" id="0" name="image4.png"/>
                   <pic:cNvPicPr preferRelativeResize="0"/>
                 </pic:nvPicPr>
                 <pic:blipFill>

--- a/Etapa Inicio/Plan de Gestión de Configuración - Kairos - NexTech.docx
+++ b/Etapa Inicio/Plan de Gestión de Configuración - Kairos - NexTech.docx
@@ -949,12 +949,12 @@
             <wp:extent cx="1200150" cy="1200150"/>
             <wp:effectExtent b="0" l="0" r="0" t="0"/>
             <wp:wrapSquare wrapText="bothSides" distB="0" distT="0" distL="114300" distR="114300"/>
-            <wp:docPr descr="psi-negro.png" id="17" name="image5.png"/>
+            <wp:docPr descr="psi-negro.png" id="17" name="image4.png"/>
             <a:graphic>
               <a:graphicData uri="http://schemas.openxmlformats.org/drawingml/2006/picture">
                 <pic:pic>
                   <pic:nvPicPr>
-                    <pic:cNvPr descr="psi-negro.png" id="0" name="image5.png"/>
+                    <pic:cNvPr descr="psi-negro.png" id="0" name="image4.png"/>
                     <pic:cNvPicPr preferRelativeResize="0"/>
                   </pic:nvPicPr>
                   <pic:blipFill>
@@ -1004,12 +1004,12 @@
             <wp:extent cx="1304925" cy="2019300"/>
             <wp:effectExtent b="0" l="0" r="0" t="0"/>
             <wp:wrapSquare wrapText="bothSides" distB="0" distT="0" distL="114300" distR="114300"/>
-            <wp:docPr descr="UNPA.JPG" id="16" name="image3.jpg"/>
+            <wp:docPr descr="UNPA.JPG" id="16" name="image5.jpg"/>
             <a:graphic>
               <a:graphicData uri="http://schemas.openxmlformats.org/drawingml/2006/picture">
                 <pic:pic>
                   <pic:nvPicPr>
-                    <pic:cNvPr descr="UNPA.JPG" id="0" name="image3.jpg"/>
+                    <pic:cNvPr descr="UNPA.JPG" id="0" name="image5.jpg"/>
                     <pic:cNvPicPr preferRelativeResize="0"/>
                   </pic:nvPicPr>
                   <pic:blipFill>
@@ -1508,7 +1508,7 @@
     </w:p>
     <w:sdt>
       <w:sdtPr>
-        <w:id w:val="233480368"/>
+        <w:id w:val="1038161559"/>
         <w:docPartObj>
           <w:docPartGallery w:val="Table of Contents"/>
           <w:docPartUnique w:val="1"/>
@@ -7680,12 +7680,12 @@
           <wp:extent cx="669290" cy="669290"/>
           <wp:effectExtent b="0" l="0" r="0" t="0"/>
           <wp:wrapSquare wrapText="bothSides" distB="0" distT="0" distL="114300" distR="114300"/>
-          <wp:docPr descr="psi-negro.png" id="15" name="image4.png"/>
+          <wp:docPr descr="psi-negro.png" id="15" name="image3.png"/>
           <a:graphic>
             <a:graphicData uri="http://schemas.openxmlformats.org/drawingml/2006/picture">
               <pic:pic>
                 <pic:nvPicPr>
-                  <pic:cNvPr descr="psi-negro.png" id="0" name="image4.png"/>
+                  <pic:cNvPr descr="psi-negro.png" id="0" name="image3.png"/>
                   <pic:cNvPicPr preferRelativeResize="0"/>
                 </pic:nvPicPr>
                 <pic:blipFill>

--- a/Etapa Inicio/Plan de Gestión de Configuración - Kairos - NexTech.docx
+++ b/Etapa Inicio/Plan de Gestión de Configuración - Kairos - NexTech.docx
@@ -949,12 +949,12 @@
             <wp:extent cx="1200150" cy="1200150"/>
             <wp:effectExtent b="0" l="0" r="0" t="0"/>
             <wp:wrapSquare wrapText="bothSides" distB="0" distT="0" distL="114300" distR="114300"/>
-            <wp:docPr descr="psi-negro.png" id="17" name="image4.png"/>
+            <wp:docPr descr="psi-negro.png" id="17" name="image1.png"/>
             <a:graphic>
               <a:graphicData uri="http://schemas.openxmlformats.org/drawingml/2006/picture">
                 <pic:pic>
                   <pic:nvPicPr>
-                    <pic:cNvPr descr="psi-negro.png" id="0" name="image4.png"/>
+                    <pic:cNvPr descr="psi-negro.png" id="0" name="image1.png"/>
                     <pic:cNvPicPr preferRelativeResize="0"/>
                   </pic:nvPicPr>
                   <pic:blipFill>
@@ -1405,12 +1405,12 @@
             <wp:extent cx="1200150" cy="1200150"/>
             <wp:effectExtent b="0" l="0" r="0" t="0"/>
             <wp:wrapSquare wrapText="bothSides" distB="0" distT="0" distL="114300" distR="114300"/>
-            <wp:docPr id="13" name="image2.png"/>
+            <wp:docPr id="13" name="image3.png"/>
             <a:graphic>
               <a:graphicData uri="http://schemas.openxmlformats.org/drawingml/2006/picture">
                 <pic:pic>
                   <pic:nvPicPr>
-                    <pic:cNvPr id="0" name="image2.png"/>
+                    <pic:cNvPr id="0" name="image3.png"/>
                     <pic:cNvPicPr preferRelativeResize="0"/>
                   </pic:nvPicPr>
                   <pic:blipFill>
@@ -1508,7 +1508,7 @@
     </w:p>
     <w:sdt>
       <w:sdtPr>
-        <w:id w:val="1038161559"/>
+        <w:id w:val="1750631669"/>
         <w:docPartObj>
           <w:docPartGallery w:val="Table of Contents"/>
           <w:docPartUnique w:val="1"/>
@@ -7680,12 +7680,12 @@
           <wp:extent cx="669290" cy="669290"/>
           <wp:effectExtent b="0" l="0" r="0" t="0"/>
           <wp:wrapSquare wrapText="bothSides" distB="0" distT="0" distL="114300" distR="114300"/>
-          <wp:docPr descr="psi-negro.png" id="15" name="image3.png"/>
+          <wp:docPr descr="psi-negro.png" id="15" name="image4.png"/>
           <a:graphic>
             <a:graphicData uri="http://schemas.openxmlformats.org/drawingml/2006/picture">
               <pic:pic>
                 <pic:nvPicPr>
-                  <pic:cNvPr descr="psi-negro.png" id="0" name="image3.png"/>
+                  <pic:cNvPr descr="psi-negro.png" id="0" name="image4.png"/>
                   <pic:cNvPicPr preferRelativeResize="0"/>
                 </pic:nvPicPr>
                 <pic:blipFill>
@@ -7725,12 +7725,12 @@
           <wp:extent cx="425450" cy="666750"/>
           <wp:effectExtent b="0" l="0" r="0" t="0"/>
           <wp:wrapSquare wrapText="bothSides" distB="0" distT="0" distL="114300" distR="114300"/>
-          <wp:docPr descr="UNPA.JPG" id="14" name="image1.jpg"/>
+          <wp:docPr descr="UNPA.JPG" id="14" name="image2.jpg"/>
           <a:graphic>
             <a:graphicData uri="http://schemas.openxmlformats.org/drawingml/2006/picture">
               <pic:pic>
                 <pic:nvPicPr>
-                  <pic:cNvPr descr="UNPA.JPG" id="0" name="image1.jpg"/>
+                  <pic:cNvPr descr="UNPA.JPG" id="0" name="image2.jpg"/>
                   <pic:cNvPicPr preferRelativeResize="0"/>
                 </pic:nvPicPr>
                 <pic:blipFill>

--- a/Etapa Inicio/Plan de Gestión de Configuración - Kairos - NexTech.docx
+++ b/Etapa Inicio/Plan de Gestión de Configuración - Kairos - NexTech.docx
@@ -949,12 +949,12 @@
             <wp:extent cx="1200150" cy="1200150"/>
             <wp:effectExtent b="0" l="0" r="0" t="0"/>
             <wp:wrapSquare wrapText="bothSides" distB="0" distT="0" distL="114300" distR="114300"/>
-            <wp:docPr descr="psi-negro.png" id="17" name="image1.png"/>
+            <wp:docPr descr="psi-negro.png" id="17" name="image4.png"/>
             <a:graphic>
               <a:graphicData uri="http://schemas.openxmlformats.org/drawingml/2006/picture">
                 <pic:pic>
                   <pic:nvPicPr>
-                    <pic:cNvPr descr="psi-negro.png" id="0" name="image1.png"/>
+                    <pic:cNvPr descr="psi-negro.png" id="0" name="image4.png"/>
                     <pic:cNvPicPr preferRelativeResize="0"/>
                   </pic:nvPicPr>
                   <pic:blipFill>
@@ -1004,12 +1004,12 @@
             <wp:extent cx="1304925" cy="2019300"/>
             <wp:effectExtent b="0" l="0" r="0" t="0"/>
             <wp:wrapSquare wrapText="bothSides" distB="0" distT="0" distL="114300" distR="114300"/>
-            <wp:docPr descr="UNPA.JPG" id="16" name="image5.jpg"/>
+            <wp:docPr descr="UNPA.JPG" id="16" name="image2.jpg"/>
             <a:graphic>
               <a:graphicData uri="http://schemas.openxmlformats.org/drawingml/2006/picture">
                 <pic:pic>
                   <pic:nvPicPr>
-                    <pic:cNvPr descr="UNPA.JPG" id="0" name="image5.jpg"/>
+                    <pic:cNvPr descr="UNPA.JPG" id="0" name="image2.jpg"/>
                     <pic:cNvPicPr preferRelativeResize="0"/>
                   </pic:nvPicPr>
                   <pic:blipFill>
@@ -1508,7 +1508,7 @@
     </w:p>
     <w:sdt>
       <w:sdtPr>
-        <w:id w:val="1750631669"/>
+        <w:id w:val="-505496716"/>
         <w:docPartObj>
           <w:docPartGallery w:val="Table of Contents"/>
           <w:docPartUnique w:val="1"/>
@@ -7680,12 +7680,12 @@
           <wp:extent cx="669290" cy="669290"/>
           <wp:effectExtent b="0" l="0" r="0" t="0"/>
           <wp:wrapSquare wrapText="bothSides" distB="0" distT="0" distL="114300" distR="114300"/>
-          <wp:docPr descr="psi-negro.png" id="15" name="image4.png"/>
+          <wp:docPr descr="psi-negro.png" id="15" name="image5.png"/>
           <a:graphic>
             <a:graphicData uri="http://schemas.openxmlformats.org/drawingml/2006/picture">
               <pic:pic>
                 <pic:nvPicPr>
-                  <pic:cNvPr descr="psi-negro.png" id="0" name="image4.png"/>
+                  <pic:cNvPr descr="psi-negro.png" id="0" name="image5.png"/>
                   <pic:cNvPicPr preferRelativeResize="0"/>
                 </pic:nvPicPr>
                 <pic:blipFill>
@@ -7725,12 +7725,12 @@
           <wp:extent cx="425450" cy="666750"/>
           <wp:effectExtent b="0" l="0" r="0" t="0"/>
           <wp:wrapSquare wrapText="bothSides" distB="0" distT="0" distL="114300" distR="114300"/>
-          <wp:docPr descr="UNPA.JPG" id="14" name="image2.jpg"/>
+          <wp:docPr descr="UNPA.JPG" id="14" name="image1.jpg"/>
           <a:graphic>
             <a:graphicData uri="http://schemas.openxmlformats.org/drawingml/2006/picture">
               <pic:pic>
                 <pic:nvPicPr>
-                  <pic:cNvPr descr="UNPA.JPG" id="0" name="image2.jpg"/>
+                  <pic:cNvPr descr="UNPA.JPG" id="0" name="image1.jpg"/>
                   <pic:cNvPicPr preferRelativeResize="0"/>
                 </pic:nvPicPr>
                 <pic:blipFill>

--- a/Etapa Inicio/Plan de Gestión de Configuración - Kairos - NexTech.docx
+++ b/Etapa Inicio/Plan de Gestión de Configuración - Kairos - NexTech.docx
@@ -22,7 +22,9 @@
         <w:rPr>
           <w:rFonts w:ascii="Cambria" w:cs="Cambria" w:eastAsia="Cambria" w:hAnsi="Cambria"/>
           <w:b w:val="0"/>
+          <w:bCs w:val="0"/>
           <w:i w:val="0"/>
+          <w:iCs w:val="0"/>
           <w:smallCaps w:val="0"/>
           <w:strike w:val="0"/>
           <w:color w:val="000000"/>
@@ -59,7 +61,9 @@
         <w:rPr>
           <w:rFonts w:ascii="Cambria" w:cs="Cambria" w:eastAsia="Cambria" w:hAnsi="Cambria"/>
           <w:b w:val="0"/>
+          <w:bCs w:val="0"/>
           <w:i w:val="0"/>
+          <w:iCs w:val="0"/>
           <w:smallCaps w:val="0"/>
           <w:strike w:val="0"/>
           <w:color w:val="000000"/>
@@ -96,7 +100,9 @@
         <w:rPr>
           <w:rFonts w:ascii="Cambria" w:cs="Cambria" w:eastAsia="Cambria" w:hAnsi="Cambria"/>
           <w:b w:val="0"/>
+          <w:bCs w:val="0"/>
           <w:i w:val="0"/>
+          <w:iCs w:val="0"/>
           <w:smallCaps w:val="0"/>
           <w:strike w:val="0"/>
           <w:color w:val="000000"/>
@@ -111,7 +117,9 @@
         <w:rPr>
           <w:rFonts w:ascii="Calibri" w:cs="Calibri" w:eastAsia="Calibri" w:hAnsi="Calibri"/>
           <w:b w:val="0"/>
+          <w:bCs w:val="0"/>
           <w:i w:val="0"/>
+          <w:iCs w:val="0"/>
           <w:smallCaps w:val="0"/>
           <w:strike w:val="0"/>
           <w:color w:val="000000"/>
@@ -231,7 +239,9 @@
         <w:rPr>
           <w:rFonts w:ascii="Calibri" w:cs="Calibri" w:eastAsia="Calibri" w:hAnsi="Calibri"/>
           <w:b w:val="0"/>
+          <w:bCs w:val="0"/>
           <w:i w:val="0"/>
+          <w:iCs w:val="0"/>
           <w:smallCaps w:val="0"/>
           <w:strike w:val="0"/>
           <w:color w:val="000000"/>
@@ -351,7 +361,9 @@
         <w:rPr>
           <w:rFonts w:ascii="Calibri" w:cs="Calibri" w:eastAsia="Calibri" w:hAnsi="Calibri"/>
           <w:b w:val="0"/>
+          <w:bCs w:val="0"/>
           <w:i w:val="0"/>
+          <w:iCs w:val="0"/>
           <w:smallCaps w:val="0"/>
           <w:strike w:val="0"/>
           <w:color w:val="000000"/>
@@ -471,7 +483,9 @@
         <w:rPr>
           <w:rFonts w:ascii="Calibri" w:cs="Calibri" w:eastAsia="Calibri" w:hAnsi="Calibri"/>
           <w:b w:val="0"/>
+          <w:bCs w:val="0"/>
           <w:i w:val="0"/>
+          <w:iCs w:val="0"/>
           <w:smallCaps w:val="0"/>
           <w:strike w:val="0"/>
           <w:color w:val="000000"/>
@@ -613,7 +627,9 @@
         <w:rPr>
           <w:rFonts w:ascii="Cambria" w:cs="Cambria" w:eastAsia="Cambria" w:hAnsi="Cambria"/>
           <w:b w:val="0"/>
+          <w:bCs w:val="0"/>
           <w:i w:val="0"/>
+          <w:iCs w:val="0"/>
           <w:smallCaps w:val="0"/>
           <w:strike w:val="0"/>
           <w:color w:val="000000"/>
@@ -628,7 +644,9 @@
         <w:rPr>
           <w:rFonts w:ascii="Cambria" w:cs="Cambria" w:eastAsia="Cambria" w:hAnsi="Cambria"/>
           <w:b w:val="0"/>
+          <w:bCs w:val="0"/>
           <w:i w:val="0"/>
+          <w:iCs w:val="0"/>
           <w:smallCaps w:val="0"/>
           <w:strike w:val="0"/>
           <w:color w:val="000000"/>
@@ -662,7 +680,9 @@
         <w:rPr>
           <w:rFonts w:ascii="Cambria" w:cs="Cambria" w:eastAsia="Cambria" w:hAnsi="Cambria"/>
           <w:b w:val="0"/>
+          <w:bCs w:val="0"/>
           <w:i w:val="0"/>
+          <w:iCs w:val="0"/>
           <w:smallCaps w:val="0"/>
           <w:strike w:val="0"/>
           <w:color w:val="000000"/>
@@ -708,7 +728,9 @@
         <w:rPr>
           <w:rFonts w:ascii="Calibri" w:cs="Calibri" w:eastAsia="Calibri" w:hAnsi="Calibri"/>
           <w:b w:val="0"/>
+          <w:bCs w:val="0"/>
           <w:i w:val="0"/>
+          <w:iCs w:val="0"/>
           <w:smallCaps w:val="0"/>
           <w:strike w:val="0"/>
           <w:color w:val="000000"/>
@@ -745,7 +767,9 @@
         <w:rPr>
           <w:rFonts w:ascii="Calibri" w:cs="Calibri" w:eastAsia="Calibri" w:hAnsi="Calibri"/>
           <w:b w:val="0"/>
+          <w:bCs w:val="0"/>
           <w:i w:val="0"/>
+          <w:iCs w:val="0"/>
           <w:smallCaps w:val="0"/>
           <w:strike w:val="0"/>
           <w:color w:val="000000"/>
@@ -782,7 +806,9 @@
         <w:rPr>
           <w:rFonts w:ascii="Calibri" w:cs="Calibri" w:eastAsia="Calibri" w:hAnsi="Calibri"/>
           <w:b w:val="0"/>
+          <w:bCs w:val="0"/>
           <w:i w:val="0"/>
+          <w:iCs w:val="0"/>
           <w:smallCaps w:val="0"/>
           <w:strike w:val="0"/>
           <w:color w:val="000000"/>
@@ -819,7 +845,9 @@
         <w:rPr>
           <w:rFonts w:ascii="Calibri" w:cs="Calibri" w:eastAsia="Calibri" w:hAnsi="Calibri"/>
           <w:b w:val="0"/>
+          <w:bCs w:val="0"/>
           <w:i w:val="0"/>
+          <w:iCs w:val="0"/>
           <w:smallCaps w:val="0"/>
           <w:strike w:val="0"/>
           <w:color w:val="000000"/>
@@ -921,7 +949,9 @@
         <w:rPr>
           <w:rFonts w:ascii="Calibri" w:cs="Calibri" w:eastAsia="Calibri" w:hAnsi="Calibri"/>
           <w:b w:val="0"/>
+          <w:bCs w:val="0"/>
           <w:i w:val="1"/>
+          <w:iCs w:val="1"/>
           <w:smallCaps w:val="0"/>
           <w:strike w:val="0"/>
           <w:color w:val="548dd4"/>
@@ -935,6 +965,7 @@
       <w:r>
         <w:rPr>
           <w:i w:val="1"/>
+          <w:iCs w:val="1"/>
           <w:color w:val="548dd4"/>
         </w:rPr>
         <w:drawing>
@@ -949,12 +980,12 @@
             <wp:extent cx="1200150" cy="1200150"/>
             <wp:effectExtent b="0" l="0" r="0" t="0"/>
             <wp:wrapSquare wrapText="bothSides" distB="0" distT="0" distL="114300" distR="114300"/>
-            <wp:docPr descr="psi-negro.png" id="17" name="image4.png"/>
+            <wp:docPr descr="psi-negro.png" id="17" name="image5.png"/>
             <a:graphic>
               <a:graphicData uri="http://schemas.openxmlformats.org/drawingml/2006/picture">
                 <pic:pic>
                   <pic:nvPicPr>
-                    <pic:cNvPr descr="psi-negro.png" id="0" name="image4.png"/>
+                    <pic:cNvPr descr="psi-negro.png" id="0" name="image5.png"/>
                     <pic:cNvPicPr preferRelativeResize="0"/>
                   </pic:nvPicPr>
                   <pic:blipFill>
@@ -982,7 +1013,9 @@
         <w:rPr>
           <w:rFonts w:ascii="Calibri" w:cs="Calibri" w:eastAsia="Calibri" w:hAnsi="Calibri"/>
           <w:b w:val="0"/>
+          <w:bCs w:val="0"/>
           <w:i w:val="1"/>
+          <w:iCs w:val="1"/>
           <w:smallCaps w:val="0"/>
           <w:strike w:val="0"/>
           <w:color w:val="548dd4"/>
@@ -1004,12 +1037,12 @@
             <wp:extent cx="1304925" cy="2019300"/>
             <wp:effectExtent b="0" l="0" r="0" t="0"/>
             <wp:wrapSquare wrapText="bothSides" distB="0" distT="0" distL="114300" distR="114300"/>
-            <wp:docPr descr="UNPA.JPG" id="16" name="image2.jpg"/>
+            <wp:docPr descr="UNPA.JPG" id="16" name="image3.jpg"/>
             <a:graphic>
               <a:graphicData uri="http://schemas.openxmlformats.org/drawingml/2006/picture">
                 <pic:pic>
                   <pic:nvPicPr>
-                    <pic:cNvPr descr="UNPA.JPG" id="0" name="image2.jpg"/>
+                    <pic:cNvPr descr="UNPA.JPG" id="0" name="image3.jpg"/>
                     <pic:cNvPicPr preferRelativeResize="0"/>
                   </pic:nvPicPr>
                   <pic:blipFill>
@@ -1065,7 +1098,9 @@
         <w:rPr>
           <w:rFonts w:ascii="Calibri" w:cs="Calibri" w:eastAsia="Calibri" w:hAnsi="Calibri"/>
           <w:b w:val="0"/>
+          <w:bCs w:val="0"/>
           <w:i w:val="1"/>
+          <w:iCs w:val="1"/>
           <w:smallCaps w:val="0"/>
           <w:strike w:val="0"/>
           <w:color w:val="548dd4"/>
@@ -1079,6 +1114,7 @@
       <w:r>
         <w:rPr>
           <w:i w:val="1"/>
+          <w:iCs w:val="1"/>
           <w:color w:val="548dd4"/>
         </w:rPr>
         <mc:AlternateContent>
@@ -1359,7 +1395,9 @@
         <w:rPr>
           <w:rFonts w:ascii="Calibri" w:cs="Calibri" w:eastAsia="Calibri" w:hAnsi="Calibri"/>
           <w:b w:val="0"/>
+          <w:bCs w:val="0"/>
           <w:i w:val="1"/>
+          <w:iCs w:val="1"/>
           <w:smallCaps w:val="0"/>
           <w:strike w:val="0"/>
           <w:color w:val="548dd4"/>
@@ -1405,12 +1443,12 @@
             <wp:extent cx="1200150" cy="1200150"/>
             <wp:effectExtent b="0" l="0" r="0" t="0"/>
             <wp:wrapSquare wrapText="bothSides" distB="0" distT="0" distL="114300" distR="114300"/>
-            <wp:docPr id="13" name="image3.png"/>
+            <wp:docPr id="13" name="image1.png"/>
             <a:graphic>
               <a:graphicData uri="http://schemas.openxmlformats.org/drawingml/2006/picture">
                 <pic:pic>
                   <pic:nvPicPr>
-                    <pic:cNvPr id="0" name="image3.png"/>
+                    <pic:cNvPr id="0" name="image1.png"/>
                     <pic:cNvPicPr preferRelativeResize="0"/>
                   </pic:nvPicPr>
                   <pic:blipFill>
@@ -1477,7 +1515,9 @@
         <w:rPr>
           <w:rFonts w:ascii="Cambria" w:cs="Cambria" w:eastAsia="Cambria" w:hAnsi="Cambria"/>
           <w:b w:val="1"/>
+          <w:bCs w:val="1"/>
           <w:i w:val="0"/>
+          <w:iCs w:val="0"/>
           <w:smallCaps w:val="0"/>
           <w:strike w:val="0"/>
           <w:color w:val="366091"/>
@@ -1492,7 +1532,9 @@
         <w:rPr>
           <w:rFonts w:ascii="Cambria" w:cs="Cambria" w:eastAsia="Cambria" w:hAnsi="Cambria"/>
           <w:b w:val="1"/>
+          <w:bCs w:val="1"/>
           <w:i w:val="0"/>
+          <w:iCs w:val="0"/>
           <w:smallCaps w:val="0"/>
           <w:strike w:val="0"/>
           <w:color w:val="366091"/>
@@ -1508,7 +1550,7 @@
     </w:p>
     <w:sdt>
       <w:sdtPr>
-        <w:id w:val="-505496716"/>
+        <w:id w:val="-836172344"/>
         <w:docPartObj>
           <w:docPartGallery w:val="Table of Contents"/>
           <w:docPartUnique w:val="1"/>
@@ -1525,6 +1567,7 @@
             <w:ind w:left="0"/>
             <w:rPr>
               <w:b w:val="1"/>
+              <w:bCs w:val="1"/>
               <w:color w:val="366091"/>
               <w:u w:val="none"/>
             </w:rPr>
@@ -1538,6 +1581,7 @@
             <w:r>
               <w:rPr>
                 <w:b w:val="1"/>
+                <w:bCs w:val="1"/>
                 <w:color w:val="366091"/>
                 <w:u w:val="none"/>
                 <w:rtl w:val="0"/>
@@ -1563,6 +1607,7 @@
             <w:ind w:left="360" w:firstLine="0"/>
             <w:rPr>
               <w:i w:val="1"/>
+              <w:iCs w:val="1"/>
               <w:color w:val="548dd4"/>
               <w:u w:val="none"/>
             </w:rPr>
@@ -1571,6 +1616,7 @@
             <w:r>
               <w:rPr>
                 <w:i w:val="1"/>
+                <w:iCs w:val="1"/>
                 <w:color w:val="548dd4"/>
                 <w:u w:val="none"/>
                 <w:rtl w:val="0"/>
@@ -1596,6 +1642,7 @@
             <w:ind w:left="360" w:firstLine="0"/>
             <w:rPr>
               <w:i w:val="1"/>
+              <w:iCs w:val="1"/>
               <w:color w:val="548dd4"/>
               <w:u w:val="none"/>
             </w:rPr>
@@ -1604,6 +1651,7 @@
             <w:r>
               <w:rPr>
                 <w:i w:val="1"/>
+                <w:iCs w:val="1"/>
                 <w:color w:val="548dd4"/>
                 <w:u w:val="none"/>
                 <w:rtl w:val="0"/>
@@ -1629,6 +1677,7 @@
             <w:ind w:left="0"/>
             <w:rPr>
               <w:b w:val="1"/>
+              <w:bCs w:val="1"/>
               <w:color w:val="366091"/>
               <w:u w:val="none"/>
             </w:rPr>
@@ -1637,6 +1686,7 @@
             <w:r>
               <w:rPr>
                 <w:b w:val="1"/>
+                <w:bCs w:val="1"/>
                 <w:color w:val="366091"/>
                 <w:u w:val="none"/>
                 <w:rtl w:val="0"/>
@@ -1662,6 +1712,7 @@
             <w:ind w:left="360" w:firstLine="0"/>
             <w:rPr>
               <w:i w:val="1"/>
+              <w:iCs w:val="1"/>
               <w:color w:val="548dd4"/>
               <w:u w:val="none"/>
             </w:rPr>
@@ -1670,6 +1721,7 @@
             <w:r>
               <w:rPr>
                 <w:i w:val="1"/>
+                <w:iCs w:val="1"/>
                 <w:color w:val="548dd4"/>
                 <w:u w:val="none"/>
                 <w:rtl w:val="0"/>
@@ -1695,6 +1747,7 @@
             <w:ind w:left="360" w:firstLine="0"/>
             <w:rPr>
               <w:i w:val="1"/>
+              <w:iCs w:val="1"/>
               <w:color w:val="548dd4"/>
               <w:u w:val="none"/>
             </w:rPr>
@@ -1703,6 +1756,7 @@
             <w:r>
               <w:rPr>
                 <w:i w:val="1"/>
+                <w:iCs w:val="1"/>
                 <w:color w:val="548dd4"/>
                 <w:u w:val="none"/>
                 <w:rtl w:val="0"/>
@@ -1728,6 +1782,7 @@
             <w:ind w:left="360" w:firstLine="0"/>
             <w:rPr>
               <w:i w:val="1"/>
+              <w:iCs w:val="1"/>
               <w:color w:val="548dd4"/>
               <w:u w:val="none"/>
             </w:rPr>
@@ -1736,6 +1791,7 @@
             <w:r>
               <w:rPr>
                 <w:i w:val="1"/>
+                <w:iCs w:val="1"/>
                 <w:color w:val="548dd4"/>
                 <w:u w:val="none"/>
                 <w:rtl w:val="0"/>
@@ -1761,6 +1817,7 @@
             <w:ind w:left="720" w:firstLine="0"/>
             <w:rPr>
               <w:i w:val="1"/>
+              <w:iCs w:val="1"/>
               <w:color w:val="548dd4"/>
               <w:u w:val="none"/>
             </w:rPr>
@@ -1769,6 +1826,7 @@
             <w:r>
               <w:rPr>
                 <w:i w:val="1"/>
+                <w:iCs w:val="1"/>
                 <w:color w:val="548dd4"/>
                 <w:u w:val="none"/>
                 <w:rtl w:val="0"/>
@@ -1794,6 +1852,7 @@
             <w:ind w:left="720" w:firstLine="0"/>
             <w:rPr>
               <w:i w:val="1"/>
+              <w:iCs w:val="1"/>
               <w:color w:val="548dd4"/>
               <w:u w:val="none"/>
             </w:rPr>
@@ -1802,6 +1861,7 @@
             <w:r>
               <w:rPr>
                 <w:i w:val="1"/>
+                <w:iCs w:val="1"/>
                 <w:color w:val="548dd4"/>
                 <w:u w:val="none"/>
                 <w:rtl w:val="0"/>
@@ -1827,6 +1887,7 @@
             <w:ind w:left="720" w:firstLine="0"/>
             <w:rPr>
               <w:i w:val="1"/>
+              <w:iCs w:val="1"/>
               <w:color w:val="548dd4"/>
               <w:u w:val="none"/>
             </w:rPr>
@@ -1835,6 +1896,7 @@
             <w:r>
               <w:rPr>
                 <w:i w:val="1"/>
+                <w:iCs w:val="1"/>
                 <w:color w:val="548dd4"/>
                 <w:u w:val="none"/>
                 <w:rtl w:val="0"/>
@@ -1860,6 +1922,7 @@
             <w:ind w:left="0"/>
             <w:rPr>
               <w:b w:val="1"/>
+              <w:bCs w:val="1"/>
               <w:color w:val="366091"/>
               <w:u w:val="none"/>
             </w:rPr>
@@ -1868,6 +1931,7 @@
             <w:r>
               <w:rPr>
                 <w:b w:val="1"/>
+                <w:bCs w:val="1"/>
                 <w:color w:val="366091"/>
                 <w:u w:val="none"/>
                 <w:rtl w:val="0"/>
@@ -1893,6 +1957,7 @@
             <w:ind w:left="360" w:firstLine="0"/>
             <w:rPr>
               <w:i w:val="1"/>
+              <w:iCs w:val="1"/>
               <w:color w:val="548dd4"/>
               <w:u w:val="none"/>
             </w:rPr>
@@ -1901,6 +1966,7 @@
             <w:r>
               <w:rPr>
                 <w:i w:val="1"/>
+                <w:iCs w:val="1"/>
                 <w:color w:val="548dd4"/>
                 <w:u w:val="none"/>
                 <w:rtl w:val="0"/>
@@ -1926,6 +1992,7 @@
             <w:ind w:left="720" w:firstLine="0"/>
             <w:rPr>
               <w:i w:val="1"/>
+              <w:iCs w:val="1"/>
               <w:color w:val="548dd4"/>
               <w:u w:val="none"/>
             </w:rPr>
@@ -1934,6 +2001,7 @@
             <w:r>
               <w:rPr>
                 <w:i w:val="1"/>
+                <w:iCs w:val="1"/>
                 <w:color w:val="548dd4"/>
                 <w:u w:val="none"/>
                 <w:rtl w:val="0"/>
@@ -1959,6 +2027,7 @@
             <w:ind w:left="720" w:firstLine="0"/>
             <w:rPr>
               <w:i w:val="1"/>
+              <w:iCs w:val="1"/>
               <w:color w:val="548dd4"/>
               <w:u w:val="none"/>
             </w:rPr>
@@ -1967,6 +2036,7 @@
             <w:r>
               <w:rPr>
                 <w:i w:val="1"/>
+                <w:iCs w:val="1"/>
                 <w:color w:val="548dd4"/>
                 <w:u w:val="none"/>
                 <w:rtl w:val="0"/>
@@ -1992,6 +2062,7 @@
             <w:ind w:left="720" w:firstLine="0"/>
             <w:rPr>
               <w:i w:val="1"/>
+              <w:iCs w:val="1"/>
               <w:color w:val="548dd4"/>
               <w:u w:val="none"/>
             </w:rPr>
@@ -2000,6 +2071,7 @@
             <w:r>
               <w:rPr>
                 <w:i w:val="1"/>
+                <w:iCs w:val="1"/>
                 <w:color w:val="548dd4"/>
                 <w:u w:val="none"/>
                 <w:rtl w:val="0"/>
@@ -2025,6 +2097,7 @@
             <w:ind w:left="360" w:firstLine="0"/>
             <w:rPr>
               <w:i w:val="1"/>
+              <w:iCs w:val="1"/>
               <w:color w:val="548dd4"/>
               <w:u w:val="none"/>
             </w:rPr>
@@ -2033,6 +2106,7 @@
             <w:r>
               <w:rPr>
                 <w:i w:val="1"/>
+                <w:iCs w:val="1"/>
                 <w:color w:val="548dd4"/>
                 <w:u w:val="none"/>
                 <w:rtl w:val="0"/>
@@ -2058,6 +2132,7 @@
             <w:ind w:left="360" w:firstLine="0"/>
             <w:rPr>
               <w:i w:val="1"/>
+              <w:iCs w:val="1"/>
               <w:color w:val="548dd4"/>
               <w:u w:val="none"/>
             </w:rPr>
@@ -2066,6 +2141,7 @@
             <w:r>
               <w:rPr>
                 <w:i w:val="1"/>
+                <w:iCs w:val="1"/>
                 <w:color w:val="548dd4"/>
                 <w:u w:val="none"/>
                 <w:rtl w:val="0"/>
@@ -2091,6 +2167,7 @@
             <w:ind w:left="360" w:firstLine="0"/>
             <w:rPr>
               <w:i w:val="1"/>
+              <w:iCs w:val="1"/>
               <w:color w:val="548dd4"/>
               <w:u w:val="none"/>
             </w:rPr>
@@ -2099,6 +2176,7 @@
             <w:r>
               <w:rPr>
                 <w:i w:val="1"/>
+                <w:iCs w:val="1"/>
                 <w:color w:val="548dd4"/>
                 <w:u w:val="none"/>
                 <w:rtl w:val="0"/>
@@ -2124,6 +2202,7 @@
             <w:ind w:left="0"/>
             <w:rPr>
               <w:b w:val="1"/>
+              <w:bCs w:val="1"/>
               <w:color w:val="366091"/>
               <w:u w:val="none"/>
             </w:rPr>
@@ -2132,6 +2211,7 @@
             <w:r>
               <w:rPr>
                 <w:b w:val="1"/>
+                <w:bCs w:val="1"/>
                 <w:color w:val="366091"/>
                 <w:u w:val="none"/>
                 <w:rtl w:val="0"/>
@@ -2277,7 +2357,9 @@
         <w:rPr>
           <w:rFonts w:ascii="Calibri" w:cs="Calibri" w:eastAsia="Calibri" w:hAnsi="Calibri"/>
           <w:b w:val="0"/>
+          <w:bCs w:val="0"/>
           <w:i w:val="0"/>
+          <w:iCs w:val="0"/>
           <w:smallCaps w:val="0"/>
           <w:strike w:val="0"/>
           <w:color w:val="000000"/>
@@ -2292,7 +2374,9 @@
         <w:rPr>
           <w:rFonts w:ascii="Calibri" w:cs="Calibri" w:eastAsia="Calibri" w:hAnsi="Calibri"/>
           <w:b w:val="0"/>
+          <w:bCs w:val="0"/>
           <w:i w:val="0"/>
+          <w:iCs w:val="0"/>
           <w:smallCaps w:val="0"/>
           <w:strike w:val="0"/>
           <w:color w:val="000000"/>
@@ -2347,7 +2431,9 @@
         <w:rPr>
           <w:rFonts w:ascii="Calibri" w:cs="Calibri" w:eastAsia="Calibri" w:hAnsi="Calibri"/>
           <w:b w:val="0"/>
+          <w:bCs w:val="0"/>
           <w:i w:val="0"/>
+          <w:iCs w:val="0"/>
           <w:smallCaps w:val="0"/>
           <w:strike w:val="0"/>
           <w:color w:val="000000"/>
@@ -2362,7 +2448,9 @@
         <w:rPr>
           <w:rFonts w:ascii="Calibri" w:cs="Calibri" w:eastAsia="Calibri" w:hAnsi="Calibri"/>
           <w:b w:val="0"/>
+          <w:bCs w:val="0"/>
           <w:i w:val="0"/>
+          <w:iCs w:val="0"/>
           <w:smallCaps w:val="0"/>
           <w:strike w:val="0"/>
           <w:color w:val="000000"/>
@@ -2385,7 +2473,9 @@
         <w:rPr>
           <w:rFonts w:ascii="Calibri" w:cs="Calibri" w:eastAsia="Calibri" w:hAnsi="Calibri"/>
           <w:b w:val="0"/>
+          <w:bCs w:val="0"/>
           <w:i w:val="0"/>
+          <w:iCs w:val="0"/>
           <w:smallCaps w:val="0"/>
           <w:strike w:val="0"/>
           <w:color w:val="000000"/>
@@ -2419,7 +2509,9 @@
         <w:rPr>
           <w:rFonts w:ascii="Calibri" w:cs="Calibri" w:eastAsia="Calibri" w:hAnsi="Calibri"/>
           <w:b w:val="0"/>
+          <w:bCs w:val="0"/>
           <w:i w:val="0"/>
+          <w:iCs w:val="0"/>
           <w:smallCaps w:val="0"/>
           <w:strike w:val="0"/>
           <w:color w:val="000000"/>
@@ -2601,6 +2693,7 @@
       <w:r>
         <w:rPr>
           <w:b w:val="1"/>
+          <w:bCs w:val="1"/>
           <w:rtl w:val="0"/>
         </w:rPr>
         <w:t xml:space="preserve">Analista y Programador: </w:t>
@@ -2651,6 +2744,7 @@
       <w:r>
         <w:rPr>
           <w:b w:val="1"/>
+          <w:bCs w:val="1"/>
           <w:rtl w:val="0"/>
         </w:rPr>
         <w:t xml:space="preserve">Diseñador y Documentador:</w:t>
@@ -2721,6 +2815,7 @@
       <w:r>
         <w:rPr>
           <w:b w:val="1"/>
+          <w:bCs w:val="1"/>
           <w:rtl w:val="0"/>
         </w:rPr>
         <w:t xml:space="preserve">Gerente y Analista de Calidad:</w:t>
@@ -2771,6 +2866,7 @@
       <w:r>
         <w:rPr>
           <w:b w:val="1"/>
+          <w:bCs w:val="1"/>
           <w:rtl w:val="0"/>
         </w:rPr>
         <w:t xml:space="preserve">Líder del proyecto, Administrador de Configuración y Tester:</w:t>
@@ -3194,11 +3290,13 @@
         <w:ind w:left="720" w:firstLine="0"/>
         <w:rPr>
           <w:b w:val="1"/>
+          <w:bCs w:val="1"/>
         </w:rPr>
       </w:pPr>
       <w:r>
         <w:rPr>
           <w:b w:val="1"/>
+          <w:bCs w:val="1"/>
           <w:rtl w:val="0"/>
         </w:rPr>
         <w:t xml:space="preserve">Revisar el documento “</w:t>
@@ -3206,7 +3304,9 @@
       <w:r>
         <w:rPr>
           <w:b w:val="1"/>
+          <w:bCs w:val="1"/>
           <w:i w:val="1"/>
+          <w:iCs w:val="1"/>
           <w:rtl w:val="0"/>
         </w:rPr>
         <w:t xml:space="preserve">Instalación, configuración y uso de Rclone</w:t>
@@ -3214,6 +3314,7 @@
       <w:r>
         <w:rPr>
           <w:b w:val="1"/>
+          <w:bCs w:val="1"/>
           <w:rtl w:val="0"/>
         </w:rPr>
         <w:t xml:space="preserve">”.</w:t>
@@ -3409,6 +3510,7 @@
       <w:r>
         <w:rPr>
           <w:b w:val="1"/>
+          <w:bCs w:val="1"/>
           <w:rtl w:val="0"/>
         </w:rPr>
         <w:t xml:space="preserve">Tipo</w:t>
@@ -3497,6 +3599,7 @@
       <w:r>
         <w:rPr>
           <w:b w:val="1"/>
+          <w:bCs w:val="1"/>
           <w:rtl w:val="0"/>
         </w:rPr>
         <w:t xml:space="preserve">Área</w:t>
@@ -3561,7 +3664,9 @@
         <w:rPr>
           <w:rFonts w:ascii="Calibri" w:cs="Calibri" w:eastAsia="Calibri" w:hAnsi="Calibri"/>
           <w:b w:val="0"/>
+          <w:bCs w:val="0"/>
           <w:i w:val="1"/>
+          <w:iCs w:val="1"/>
           <w:smallCaps w:val="0"/>
           <w:strike w:val="0"/>
           <w:color w:val="548dd4"/>
@@ -3575,6 +3680,7 @@
       <w:r>
         <w:rPr>
           <w:b w:val="1"/>
+          <w:bCs w:val="1"/>
           <w:rtl w:val="0"/>
         </w:rPr>
         <w:t xml:space="preserve">Resumen</w:t>
@@ -4183,7 +4289,9 @@
         <w:rPr>
           <w:rFonts w:ascii="Calibri" w:cs="Calibri" w:eastAsia="Calibri" w:hAnsi="Calibri"/>
           <w:b w:val="0"/>
+          <w:bCs w:val="0"/>
           <w:i w:val="1"/>
+          <w:iCs w:val="1"/>
           <w:smallCaps w:val="0"/>
           <w:strike w:val="0"/>
           <w:color w:val="548dd4"/>
@@ -4250,12 +4358,14 @@
               <w:rPr>
                 <w:rFonts w:ascii="Calibri" w:cs="Calibri" w:eastAsia="Calibri" w:hAnsi="Calibri"/>
                 <w:i w:val="1"/>
+                <w:iCs w:val="1"/>
               </w:rPr>
             </w:pPr>
             <w:r>
               <w:rPr>
                 <w:rFonts w:ascii="Calibri" w:cs="Calibri" w:eastAsia="Calibri" w:hAnsi="Calibri"/>
                 <w:b w:val="1"/>
+                <w:bCs w:val="1"/>
                 <w:rtl w:val="0"/>
               </w:rPr>
               <w:t xml:space="preserve">FASE: </w:t>
@@ -4263,6 +4373,7 @@
             <w:r>
               <w:rPr>
                 <w:i w:val="1"/>
+                <w:iCs w:val="1"/>
                 <w:rtl w:val="0"/>
               </w:rPr>
               <w:t xml:space="preserve">Inicio</w:t>
@@ -4288,6 +4399,7 @@
               <w:rPr>
                 <w:rFonts w:ascii="Calibri" w:cs="Calibri" w:eastAsia="Calibri" w:hAnsi="Calibri"/>
                 <w:i w:val="1"/>
+                <w:iCs w:val="1"/>
                 <w:color w:val="548dd4"/>
               </w:rPr>
             </w:pPr>
@@ -4295,6 +4407,7 @@
               <w:rPr>
                 <w:rFonts w:ascii="Calibri" w:cs="Calibri" w:eastAsia="Calibri" w:hAnsi="Calibri"/>
                 <w:b w:val="1"/>
+                <w:bCs w:val="1"/>
                 <w:rtl w:val="0"/>
               </w:rPr>
               <w:t xml:space="preserve">ITERACIÓN: </w:t>
@@ -4302,6 +4415,7 @@
             <w:r>
               <w:rPr>
                 <w:i w:val="1"/>
+                <w:iCs w:val="1"/>
                 <w:rtl w:val="0"/>
               </w:rPr>
               <w:t xml:space="preserve">1</w:t>
@@ -4330,12 +4444,14 @@
               <w:rPr>
                 <w:rFonts w:ascii="Calibri" w:cs="Calibri" w:eastAsia="Calibri" w:hAnsi="Calibri"/>
                 <w:b w:val="1"/>
+                <w:bCs w:val="1"/>
               </w:rPr>
             </w:pPr>
             <w:r>
               <w:rPr>
                 <w:rFonts w:ascii="Calibri" w:cs="Calibri" w:eastAsia="Calibri" w:hAnsi="Calibri"/>
                 <w:b w:val="1"/>
+                <w:bCs w:val="1"/>
                 <w:rtl w:val="0"/>
               </w:rPr>
               <w:t xml:space="preserve">Elemento </w:t>
@@ -4356,11 +4472,13 @@
               <w:rPr>
                 <w:rFonts w:ascii="Calibri" w:cs="Calibri" w:eastAsia="Calibri" w:hAnsi="Calibri"/>
                 <w:i w:val="1"/>
+                <w:iCs w:val="1"/>
               </w:rPr>
             </w:pPr>
             <w:r>
               <w:rPr>
                 <w:i w:val="1"/>
+                <w:iCs w:val="1"/>
                 <w:rtl w:val="0"/>
               </w:rPr>
               <w:t xml:space="preserve">Estándar de Documentación</w:t>
@@ -4389,12 +4507,14 @@
               <w:rPr>
                 <w:rFonts w:ascii="Calibri" w:cs="Calibri" w:eastAsia="Calibri" w:hAnsi="Calibri"/>
                 <w:b w:val="1"/>
+                <w:bCs w:val="1"/>
               </w:rPr>
             </w:pPr>
             <w:r>
               <w:rPr>
                 <w:rFonts w:ascii="Calibri" w:cs="Calibri" w:eastAsia="Calibri" w:hAnsi="Calibri"/>
                 <w:b w:val="1"/>
+                <w:bCs w:val="1"/>
                 <w:rtl w:val="0"/>
               </w:rPr>
               <w:t xml:space="preserve">Descripción</w:t>
@@ -4415,12 +4535,14 @@
               <w:rPr>
                 <w:rFonts w:ascii="Calibri" w:cs="Calibri" w:eastAsia="Calibri" w:hAnsi="Calibri"/>
                 <w:i w:val="1"/>
+                <w:iCs w:val="1"/>
                 <w:color w:val="548dd4"/>
               </w:rPr>
             </w:pPr>
             <w:r>
               <w:rPr>
                 <w:i w:val="1"/>
+                <w:iCs w:val="1"/>
                 <w:rtl w:val="0"/>
               </w:rPr>
               <w:t xml:space="preserve">Documento que contiene el formato/estándar que tendrá toda la documentación a generar durante todo el proyecto.</w:t>
@@ -4449,12 +4571,14 @@
               <w:rPr>
                 <w:rFonts w:ascii="Calibri" w:cs="Calibri" w:eastAsia="Calibri" w:hAnsi="Calibri"/>
                 <w:b w:val="1"/>
+                <w:bCs w:val="1"/>
               </w:rPr>
             </w:pPr>
             <w:r>
               <w:rPr>
                 <w:rFonts w:ascii="Calibri" w:cs="Calibri" w:eastAsia="Calibri" w:hAnsi="Calibri"/>
                 <w:b w:val="1"/>
+                <w:bCs w:val="1"/>
                 <w:rtl w:val="0"/>
               </w:rPr>
               <w:t xml:space="preserve">Área</w:t>
@@ -4475,12 +4599,14 @@
               <w:rPr>
                 <w:rFonts w:ascii="Calibri" w:cs="Calibri" w:eastAsia="Calibri" w:hAnsi="Calibri"/>
                 <w:i w:val="1"/>
+                <w:iCs w:val="1"/>
                 <w:color w:val="548dd4"/>
               </w:rPr>
             </w:pPr>
             <w:r>
               <w:rPr>
                 <w:i w:val="1"/>
+                <w:iCs w:val="1"/>
                 <w:rtl w:val="0"/>
               </w:rPr>
               <w:t xml:space="preserve">Gestión del Ambiente</w:t>
@@ -4504,6 +4630,7 @@
         <w:jc w:val="both"/>
         <w:rPr>
           <w:i w:val="1"/>
+          <w:iCs w:val="1"/>
           <w:color w:val="548dd4"/>
         </w:rPr>
       </w:pPr>
@@ -4562,11 +4689,13 @@
               <w:jc w:val="both"/>
               <w:rPr>
                 <w:i w:val="1"/>
+                <w:iCs w:val="1"/>
               </w:rPr>
             </w:pPr>
             <w:r>
               <w:rPr>
                 <w:b w:val="1"/>
+                <w:bCs w:val="1"/>
                 <w:rtl w:val="0"/>
               </w:rPr>
               <w:t xml:space="preserve">FASE: </w:t>
@@ -4574,6 +4703,7 @@
             <w:r>
               <w:rPr>
                 <w:i w:val="1"/>
+                <w:iCs w:val="1"/>
                 <w:rtl w:val="0"/>
               </w:rPr>
               <w:t xml:space="preserve">Inicio</w:t>
@@ -4593,12 +4723,14 @@
               <w:jc w:val="both"/>
               <w:rPr>
                 <w:i w:val="1"/>
+                <w:iCs w:val="1"/>
                 <w:color w:val="548dd4"/>
               </w:rPr>
             </w:pPr>
             <w:r>
               <w:rPr>
                 <w:b w:val="1"/>
+                <w:bCs w:val="1"/>
                 <w:rtl w:val="0"/>
               </w:rPr>
               <w:t xml:space="preserve">ITERACIÓN: </w:t>
@@ -4606,6 +4738,7 @@
             <w:r>
               <w:rPr>
                 <w:i w:val="1"/>
+                <w:iCs w:val="1"/>
                 <w:rtl w:val="0"/>
               </w:rPr>
               <w:t xml:space="preserve">1</w:t>
@@ -4633,11 +4766,13 @@
             <w:pPr>
               <w:rPr>
                 <w:b w:val="1"/>
+                <w:bCs w:val="1"/>
               </w:rPr>
             </w:pPr>
             <w:r>
               <w:rPr>
                 <w:b w:val="1"/>
+                <w:bCs w:val="1"/>
                 <w:rtl w:val="0"/>
               </w:rPr>
               <w:t xml:space="preserve">Elemento </w:t>
@@ -4657,11 +4792,13 @@
               <w:jc w:val="both"/>
               <w:rPr>
                 <w:i w:val="1"/>
+                <w:iCs w:val="1"/>
               </w:rPr>
             </w:pPr>
             <w:r>
               <w:rPr>
                 <w:i w:val="1"/>
+                <w:iCs w:val="1"/>
                 <w:rtl w:val="0"/>
               </w:rPr>
               <w:t xml:space="preserve">Resumen de Entrevista</w:t>
@@ -4684,11 +4821,13 @@
             <w:pPr>
               <w:rPr>
                 <w:b w:val="1"/>
+                <w:bCs w:val="1"/>
               </w:rPr>
             </w:pPr>
             <w:r>
               <w:rPr>
                 <w:b w:val="1"/>
+                <w:bCs w:val="1"/>
                 <w:rtl w:val="0"/>
               </w:rPr>
               <w:t xml:space="preserve">Descripción</w:t>
@@ -4708,12 +4847,14 @@
               <w:jc w:val="both"/>
               <w:rPr>
                 <w:i w:val="1"/>
+                <w:iCs w:val="1"/>
                 <w:color w:val="548dd4"/>
               </w:rPr>
             </w:pPr>
             <w:r>
               <w:rPr>
                 <w:i w:val="1"/>
+                <w:iCs w:val="1"/>
                 <w:rtl w:val="0"/>
               </w:rPr>
               <w:t xml:space="preserve">Documento que contiene la interpretación por parte del equipo NexTech a la primer entrevista.</w:t>
@@ -4741,11 +4882,13 @@
             <w:pPr>
               <w:rPr>
                 <w:b w:val="1"/>
+                <w:bCs w:val="1"/>
               </w:rPr>
             </w:pPr>
             <w:r>
               <w:rPr>
                 <w:b w:val="1"/>
+                <w:bCs w:val="1"/>
                 <w:rtl w:val="0"/>
               </w:rPr>
               <w:t xml:space="preserve">Área</w:t>
@@ -4765,12 +4908,14 @@
               <w:jc w:val="both"/>
               <w:rPr>
                 <w:i w:val="1"/>
+                <w:iCs w:val="1"/>
                 <w:color w:val="548dd4"/>
               </w:rPr>
             </w:pPr>
             <w:r>
               <w:rPr>
                 <w:i w:val="1"/>
+                <w:iCs w:val="1"/>
                 <w:rtl w:val="0"/>
               </w:rPr>
               <w:t xml:space="preserve">Modelo de Negocio</w:t>
@@ -4794,6 +4939,7 @@
         <w:jc w:val="both"/>
         <w:rPr>
           <w:i w:val="1"/>
+          <w:iCs w:val="1"/>
           <w:color w:val="548dd4"/>
         </w:rPr>
       </w:pPr>
@@ -4852,11 +4998,13 @@
               <w:jc w:val="both"/>
               <w:rPr>
                 <w:i w:val="1"/>
+                <w:iCs w:val="1"/>
               </w:rPr>
             </w:pPr>
             <w:r>
               <w:rPr>
                 <w:b w:val="1"/>
+                <w:bCs w:val="1"/>
                 <w:rtl w:val="0"/>
               </w:rPr>
               <w:t xml:space="preserve">FASE: </w:t>
@@ -4864,6 +5012,7 @@
             <w:r>
               <w:rPr>
                 <w:i w:val="1"/>
+                <w:iCs w:val="1"/>
                 <w:rtl w:val="0"/>
               </w:rPr>
               <w:t xml:space="preserve">Inicio</w:t>
@@ -4883,12 +5032,14 @@
               <w:jc w:val="both"/>
               <w:rPr>
                 <w:i w:val="1"/>
+                <w:iCs w:val="1"/>
                 <w:color w:val="548dd4"/>
               </w:rPr>
             </w:pPr>
             <w:r>
               <w:rPr>
                 <w:b w:val="1"/>
+                <w:bCs w:val="1"/>
                 <w:rtl w:val="0"/>
               </w:rPr>
               <w:t xml:space="preserve">ITERACIÓN: </w:t>
@@ -4896,6 +5047,7 @@
             <w:r>
               <w:rPr>
                 <w:i w:val="1"/>
+                <w:iCs w:val="1"/>
                 <w:rtl w:val="0"/>
               </w:rPr>
               <w:t xml:space="preserve">1</w:t>
@@ -4923,11 +5075,13 @@
             <w:pPr>
               <w:rPr>
                 <w:b w:val="1"/>
+                <w:bCs w:val="1"/>
               </w:rPr>
             </w:pPr>
             <w:r>
               <w:rPr>
                 <w:b w:val="1"/>
+                <w:bCs w:val="1"/>
                 <w:rtl w:val="0"/>
               </w:rPr>
               <w:t xml:space="preserve">Elemento </w:t>
@@ -4947,11 +5101,13 @@
               <w:jc w:val="both"/>
               <w:rPr>
                 <w:i w:val="1"/>
+                <w:iCs w:val="1"/>
               </w:rPr>
             </w:pPr>
             <w:r>
               <w:rPr>
                 <w:i w:val="1"/>
+                <w:iCs w:val="1"/>
                 <w:rtl w:val="0"/>
               </w:rPr>
               <w:t xml:space="preserve">Modelo de Negocio</w:t>
@@ -4974,11 +5130,13 @@
             <w:pPr>
               <w:rPr>
                 <w:b w:val="1"/>
+                <w:bCs w:val="1"/>
               </w:rPr>
             </w:pPr>
             <w:r>
               <w:rPr>
                 <w:b w:val="1"/>
+                <w:bCs w:val="1"/>
                 <w:rtl w:val="0"/>
               </w:rPr>
               <w:t xml:space="preserve">Descripción</w:t>
@@ -4998,12 +5156,14 @@
               <w:jc w:val="both"/>
               <w:rPr>
                 <w:i w:val="1"/>
+                <w:iCs w:val="1"/>
                 <w:color w:val="548dd4"/>
               </w:rPr>
             </w:pPr>
             <w:r>
               <w:rPr>
                 <w:i w:val="1"/>
+                <w:iCs w:val="1"/>
                 <w:rtl w:val="0"/>
               </w:rPr>
               <w:t xml:space="preserve">Documento que describe una oportunidad de negocio y define cómo se creará, entregará y capturará valor de forma viable.</w:t>
@@ -5031,11 +5191,13 @@
             <w:pPr>
               <w:rPr>
                 <w:b w:val="1"/>
+                <w:bCs w:val="1"/>
               </w:rPr>
             </w:pPr>
             <w:r>
               <w:rPr>
                 <w:b w:val="1"/>
+                <w:bCs w:val="1"/>
                 <w:rtl w:val="0"/>
               </w:rPr>
               <w:t xml:space="preserve">Área</w:t>
@@ -5055,12 +5217,14 @@
               <w:jc w:val="both"/>
               <w:rPr>
                 <w:i w:val="1"/>
+                <w:iCs w:val="1"/>
                 <w:color w:val="548dd4"/>
               </w:rPr>
             </w:pPr>
             <w:r>
               <w:rPr>
                 <w:i w:val="1"/>
+                <w:iCs w:val="1"/>
                 <w:rtl w:val="0"/>
               </w:rPr>
               <w:t xml:space="preserve">Modelo de Negocio</w:t>
@@ -5084,6 +5248,7 @@
         <w:jc w:val="both"/>
         <w:rPr>
           <w:i w:val="1"/>
+          <w:iCs w:val="1"/>
           <w:color w:val="548dd4"/>
         </w:rPr>
       </w:pPr>
@@ -5142,11 +5307,13 @@
               <w:jc w:val="both"/>
               <w:rPr>
                 <w:i w:val="1"/>
+                <w:iCs w:val="1"/>
               </w:rPr>
             </w:pPr>
             <w:r>
               <w:rPr>
                 <w:b w:val="1"/>
+                <w:bCs w:val="1"/>
                 <w:rtl w:val="0"/>
               </w:rPr>
               <w:t xml:space="preserve">FASE: </w:t>
@@ -5154,6 +5321,7 @@
             <w:r>
               <w:rPr>
                 <w:i w:val="1"/>
+                <w:iCs w:val="1"/>
                 <w:rtl w:val="0"/>
               </w:rPr>
               <w:t xml:space="preserve">Inicio</w:t>
@@ -5173,12 +5341,14 @@
               <w:jc w:val="both"/>
               <w:rPr>
                 <w:i w:val="1"/>
+                <w:iCs w:val="1"/>
                 <w:color w:val="548dd4"/>
               </w:rPr>
             </w:pPr>
             <w:r>
               <w:rPr>
                 <w:b w:val="1"/>
+                <w:bCs w:val="1"/>
                 <w:rtl w:val="0"/>
               </w:rPr>
               <w:t xml:space="preserve">ITERACIÓN: </w:t>
@@ -5186,6 +5356,7 @@
             <w:r>
               <w:rPr>
                 <w:i w:val="1"/>
+                <w:iCs w:val="1"/>
                 <w:rtl w:val="0"/>
               </w:rPr>
               <w:t xml:space="preserve">1</w:t>
@@ -5213,11 +5384,13 @@
             <w:pPr>
               <w:rPr>
                 <w:b w:val="1"/>
+                <w:bCs w:val="1"/>
               </w:rPr>
             </w:pPr>
             <w:r>
               <w:rPr>
                 <w:b w:val="1"/>
+                <w:bCs w:val="1"/>
                 <w:rtl w:val="0"/>
               </w:rPr>
               <w:t xml:space="preserve">Elemento </w:t>
@@ -5237,11 +5410,13 @@
               <w:jc w:val="both"/>
               <w:rPr>
                 <w:i w:val="1"/>
+                <w:iCs w:val="1"/>
               </w:rPr>
             </w:pPr>
             <w:r>
               <w:rPr>
                 <w:i w:val="1"/>
+                <w:iCs w:val="1"/>
                 <w:rtl w:val="0"/>
               </w:rPr>
               <w:t xml:space="preserve">Estudio de Factibilidad</w:t>
@@ -5264,11 +5439,13 @@
             <w:pPr>
               <w:rPr>
                 <w:b w:val="1"/>
+                <w:bCs w:val="1"/>
               </w:rPr>
             </w:pPr>
             <w:r>
               <w:rPr>
                 <w:b w:val="1"/>
+                <w:bCs w:val="1"/>
                 <w:rtl w:val="0"/>
               </w:rPr>
               <w:t xml:space="preserve">Descripción</w:t>
@@ -5288,12 +5465,14 @@
               <w:jc w:val="both"/>
               <w:rPr>
                 <w:i w:val="1"/>
+                <w:iCs w:val="1"/>
                 <w:color w:val="548dd4"/>
               </w:rPr>
             </w:pPr>
             <w:r>
               <w:rPr>
                 <w:i w:val="1"/>
+                <w:iCs w:val="1"/>
                 <w:rtl w:val="0"/>
               </w:rPr>
               <w:t xml:space="preserve">Documento que evalúa si el proyecto es viable técnica, económica y organizacionalmente considerando los recursos y objetivos de la organización</w:t>
@@ -5321,11 +5500,13 @@
             <w:pPr>
               <w:rPr>
                 <w:b w:val="1"/>
+                <w:bCs w:val="1"/>
               </w:rPr>
             </w:pPr>
             <w:r>
               <w:rPr>
                 <w:b w:val="1"/>
+                <w:bCs w:val="1"/>
                 <w:rtl w:val="0"/>
               </w:rPr>
               <w:t xml:space="preserve">Área</w:t>
@@ -5345,12 +5526,14 @@
               <w:jc w:val="both"/>
               <w:rPr>
                 <w:i w:val="1"/>
+                <w:iCs w:val="1"/>
                 <w:color w:val="548dd4"/>
               </w:rPr>
             </w:pPr>
             <w:r>
               <w:rPr>
                 <w:i w:val="1"/>
+                <w:iCs w:val="1"/>
                 <w:rtl w:val="0"/>
               </w:rPr>
               <w:t xml:space="preserve">Modelo de Negocio</w:t>
@@ -5374,6 +5557,7 @@
         <w:jc w:val="both"/>
         <w:rPr>
           <w:i w:val="1"/>
+          <w:iCs w:val="1"/>
           <w:color w:val="548dd4"/>
         </w:rPr>
       </w:pPr>
@@ -5432,11 +5616,13 @@
               <w:jc w:val="both"/>
               <w:rPr>
                 <w:i w:val="1"/>
+                <w:iCs w:val="1"/>
               </w:rPr>
             </w:pPr>
             <w:r>
               <w:rPr>
                 <w:b w:val="1"/>
+                <w:bCs w:val="1"/>
                 <w:rtl w:val="0"/>
               </w:rPr>
               <w:t xml:space="preserve">FASE: </w:t>
@@ -5444,6 +5630,7 @@
             <w:r>
               <w:rPr>
                 <w:i w:val="1"/>
+                <w:iCs w:val="1"/>
                 <w:rtl w:val="0"/>
               </w:rPr>
               <w:t xml:space="preserve">Inicio</w:t>
@@ -5463,12 +5650,14 @@
               <w:jc w:val="both"/>
               <w:rPr>
                 <w:i w:val="1"/>
+                <w:iCs w:val="1"/>
                 <w:color w:val="548dd4"/>
               </w:rPr>
             </w:pPr>
             <w:r>
               <w:rPr>
                 <w:b w:val="1"/>
+                <w:bCs w:val="1"/>
                 <w:rtl w:val="0"/>
               </w:rPr>
               <w:t xml:space="preserve">ITERACIÓN: </w:t>
@@ -5476,6 +5665,7 @@
             <w:r>
               <w:rPr>
                 <w:i w:val="1"/>
+                <w:iCs w:val="1"/>
                 <w:rtl w:val="0"/>
               </w:rPr>
               <w:t xml:space="preserve">1</w:t>
@@ -5503,11 +5693,13 @@
             <w:pPr>
               <w:rPr>
                 <w:b w:val="1"/>
+                <w:bCs w:val="1"/>
               </w:rPr>
             </w:pPr>
             <w:r>
               <w:rPr>
                 <w:b w:val="1"/>
+                <w:bCs w:val="1"/>
                 <w:rtl w:val="0"/>
               </w:rPr>
               <w:t xml:space="preserve">Elemento </w:t>
@@ -5527,11 +5719,13 @@
               <w:jc w:val="both"/>
               <w:rPr>
                 <w:i w:val="1"/>
+                <w:iCs w:val="1"/>
               </w:rPr>
             </w:pPr>
             <w:r>
               <w:rPr>
                 <w:i w:val="1"/>
+                <w:iCs w:val="1"/>
                 <w:rtl w:val="0"/>
               </w:rPr>
               <w:t xml:space="preserve">Implementación de UARGFlow</w:t>
@@ -5554,11 +5748,13 @@
             <w:pPr>
               <w:rPr>
                 <w:b w:val="1"/>
+                <w:bCs w:val="1"/>
               </w:rPr>
             </w:pPr>
             <w:r>
               <w:rPr>
                 <w:b w:val="1"/>
+                <w:bCs w:val="1"/>
                 <w:rtl w:val="0"/>
               </w:rPr>
               <w:t xml:space="preserve">Descripción</w:t>
@@ -5578,12 +5774,14 @@
               <w:jc w:val="both"/>
               <w:rPr>
                 <w:i w:val="1"/>
+                <w:iCs w:val="1"/>
                 <w:color w:val="548dd4"/>
               </w:rPr>
             </w:pPr>
             <w:r>
               <w:rPr>
                 <w:i w:val="1"/>
+                <w:iCs w:val="1"/>
                 <w:rtl w:val="0"/>
               </w:rPr>
               <w:t xml:space="preserve">Enlace de YouTube a la primer prueba funcional del sistema.</w:t>
@@ -5611,11 +5809,13 @@
             <w:pPr>
               <w:rPr>
                 <w:b w:val="1"/>
+                <w:bCs w:val="1"/>
               </w:rPr>
             </w:pPr>
             <w:r>
               <w:rPr>
                 <w:b w:val="1"/>
+                <w:bCs w:val="1"/>
                 <w:rtl w:val="0"/>
               </w:rPr>
               <w:t xml:space="preserve">Área</w:t>
@@ -5635,12 +5835,14 @@
               <w:jc w:val="both"/>
               <w:rPr>
                 <w:i w:val="1"/>
+                <w:iCs w:val="1"/>
                 <w:color w:val="548dd4"/>
               </w:rPr>
             </w:pPr>
             <w:r>
               <w:rPr>
                 <w:i w:val="1"/>
+                <w:iCs w:val="1"/>
                 <w:rtl w:val="0"/>
               </w:rPr>
               <w:t xml:space="preserve">Modelo de Negocio</w:t>
@@ -5664,6 +5866,7 @@
         <w:jc w:val="both"/>
         <w:rPr>
           <w:i w:val="1"/>
+          <w:iCs w:val="1"/>
           <w:color w:val="548dd4"/>
         </w:rPr>
       </w:pPr>
@@ -5722,11 +5925,13 @@
               <w:jc w:val="both"/>
               <w:rPr>
                 <w:i w:val="1"/>
+                <w:iCs w:val="1"/>
               </w:rPr>
             </w:pPr>
             <w:r>
               <w:rPr>
                 <w:b w:val="1"/>
+                <w:bCs w:val="1"/>
                 <w:rtl w:val="0"/>
               </w:rPr>
               <w:t xml:space="preserve">FASE: </w:t>
@@ -5734,6 +5939,7 @@
             <w:r>
               <w:rPr>
                 <w:i w:val="1"/>
+                <w:iCs w:val="1"/>
                 <w:rtl w:val="0"/>
               </w:rPr>
               <w:t xml:space="preserve">Inicio</w:t>
@@ -5753,12 +5959,14 @@
               <w:jc w:val="both"/>
               <w:rPr>
                 <w:i w:val="1"/>
+                <w:iCs w:val="1"/>
                 <w:color w:val="548dd4"/>
               </w:rPr>
             </w:pPr>
             <w:r>
               <w:rPr>
                 <w:b w:val="1"/>
+                <w:bCs w:val="1"/>
                 <w:rtl w:val="0"/>
               </w:rPr>
               <w:t xml:space="preserve">ITERACIÓN: </w:t>
@@ -5766,6 +5974,7 @@
             <w:r>
               <w:rPr>
                 <w:i w:val="1"/>
+                <w:iCs w:val="1"/>
                 <w:rtl w:val="0"/>
               </w:rPr>
               <w:t xml:space="preserve">1</w:t>
@@ -5793,11 +6002,13 @@
             <w:pPr>
               <w:rPr>
                 <w:b w:val="1"/>
+                <w:bCs w:val="1"/>
               </w:rPr>
             </w:pPr>
             <w:r>
               <w:rPr>
                 <w:b w:val="1"/>
+                <w:bCs w:val="1"/>
                 <w:rtl w:val="0"/>
               </w:rPr>
               <w:t xml:space="preserve">Elemento </w:t>
@@ -5817,11 +6028,13 @@
               <w:jc w:val="both"/>
               <w:rPr>
                 <w:i w:val="1"/>
+                <w:iCs w:val="1"/>
               </w:rPr>
             </w:pPr>
             <w:r>
               <w:rPr>
                 <w:i w:val="1"/>
+                <w:iCs w:val="1"/>
                 <w:rtl w:val="0"/>
               </w:rPr>
               <w:t xml:space="preserve">Propuesta de Desarrollo</w:t>
@@ -5844,11 +6057,13 @@
             <w:pPr>
               <w:rPr>
                 <w:b w:val="1"/>
+                <w:bCs w:val="1"/>
               </w:rPr>
             </w:pPr>
             <w:r>
               <w:rPr>
                 <w:b w:val="1"/>
+                <w:bCs w:val="1"/>
                 <w:rtl w:val="0"/>
               </w:rPr>
               <w:t xml:space="preserve">Descripción</w:t>
@@ -5868,12 +6083,14 @@
               <w:jc w:val="both"/>
               <w:rPr>
                 <w:i w:val="1"/>
+                <w:iCs w:val="1"/>
                 <w:color w:val="548dd4"/>
               </w:rPr>
             </w:pPr>
             <w:r>
               <w:rPr>
                 <w:i w:val="1"/>
+                <w:iCs w:val="1"/>
                 <w:rtl w:val="0"/>
               </w:rPr>
               <w:t xml:space="preserve">Documento formal que presenta la intención de desarrollar un sistema detallando sus características, alcance técnico y costos</w:t>
@@ -5901,11 +6118,13 @@
             <w:pPr>
               <w:rPr>
                 <w:b w:val="1"/>
+                <w:bCs w:val="1"/>
               </w:rPr>
             </w:pPr>
             <w:r>
               <w:rPr>
                 <w:b w:val="1"/>
+                <w:bCs w:val="1"/>
                 <w:rtl w:val="0"/>
               </w:rPr>
               <w:t xml:space="preserve">Área</w:t>
@@ -5925,12 +6144,14 @@
               <w:jc w:val="both"/>
               <w:rPr>
                 <w:i w:val="1"/>
+                <w:iCs w:val="1"/>
                 <w:color w:val="548dd4"/>
               </w:rPr>
             </w:pPr>
             <w:r>
               <w:rPr>
                 <w:i w:val="1"/>
+                <w:iCs w:val="1"/>
                 <w:rtl w:val="0"/>
               </w:rPr>
               <w:t xml:space="preserve">Modelo de Negocio</w:t>
@@ -5954,6 +6175,7 @@
         <w:jc w:val="both"/>
         <w:rPr>
           <w:i w:val="1"/>
+          <w:iCs w:val="1"/>
           <w:color w:val="548dd4"/>
         </w:rPr>
       </w:pPr>
@@ -6012,11 +6234,13 @@
               <w:jc w:val="both"/>
               <w:rPr>
                 <w:i w:val="1"/>
+                <w:iCs w:val="1"/>
               </w:rPr>
             </w:pPr>
             <w:r>
               <w:rPr>
                 <w:b w:val="1"/>
+                <w:bCs w:val="1"/>
                 <w:rtl w:val="0"/>
               </w:rPr>
               <w:t xml:space="preserve">FASE: </w:t>
@@ -6024,6 +6248,7 @@
             <w:r>
               <w:rPr>
                 <w:i w:val="1"/>
+                <w:iCs w:val="1"/>
                 <w:rtl w:val="0"/>
               </w:rPr>
               <w:t xml:space="preserve">Inicio</w:t>
@@ -6043,12 +6268,14 @@
               <w:jc w:val="both"/>
               <w:rPr>
                 <w:i w:val="1"/>
+                <w:iCs w:val="1"/>
                 <w:color w:val="548dd4"/>
               </w:rPr>
             </w:pPr>
             <w:r>
               <w:rPr>
                 <w:b w:val="1"/>
+                <w:bCs w:val="1"/>
                 <w:rtl w:val="0"/>
               </w:rPr>
               <w:t xml:space="preserve">ITERACIÓN: </w:t>
@@ -6056,6 +6283,7 @@
             <w:r>
               <w:rPr>
                 <w:i w:val="1"/>
+                <w:iCs w:val="1"/>
                 <w:rtl w:val="0"/>
               </w:rPr>
               <w:t xml:space="preserve">1</w:t>
@@ -6083,11 +6311,13 @@
             <w:pPr>
               <w:rPr>
                 <w:b w:val="1"/>
+                <w:bCs w:val="1"/>
               </w:rPr>
             </w:pPr>
             <w:r>
               <w:rPr>
                 <w:b w:val="1"/>
+                <w:bCs w:val="1"/>
                 <w:rtl w:val="0"/>
               </w:rPr>
               <w:t xml:space="preserve">Elemento </w:t>
@@ -6107,11 +6337,13 @@
               <w:jc w:val="both"/>
               <w:rPr>
                 <w:i w:val="1"/>
+                <w:iCs w:val="1"/>
               </w:rPr>
             </w:pPr>
             <w:r>
               <w:rPr>
                 <w:i w:val="1"/>
+                <w:iCs w:val="1"/>
                 <w:rtl w:val="0"/>
               </w:rPr>
               <w:t xml:space="preserve">Plan de Gestión de Configuración</w:t>
@@ -6134,11 +6366,13 @@
             <w:pPr>
               <w:rPr>
                 <w:b w:val="1"/>
+                <w:bCs w:val="1"/>
               </w:rPr>
             </w:pPr>
             <w:r>
               <w:rPr>
                 <w:b w:val="1"/>
+                <w:bCs w:val="1"/>
                 <w:rtl w:val="0"/>
               </w:rPr>
               <w:t xml:space="preserve">Descripción</w:t>
@@ -6158,12 +6392,14 @@
               <w:jc w:val="both"/>
               <w:rPr>
                 <w:i w:val="1"/>
+                <w:iCs w:val="1"/>
                 <w:color w:val="548dd4"/>
               </w:rPr>
             </w:pPr>
             <w:r>
               <w:rPr>
                 <w:i w:val="1"/>
+                <w:iCs w:val="1"/>
                 <w:rtl w:val="0"/>
               </w:rPr>
               <w:t xml:space="preserve">Documento que planifica y detalla las actividades, responsabilidades y recursos necesarios para gestionar configuraciones y cambios durante todo el ciclo de vida del proyecto</w:t>
@@ -6191,11 +6427,13 @@
             <w:pPr>
               <w:rPr>
                 <w:b w:val="1"/>
+                <w:bCs w:val="1"/>
               </w:rPr>
             </w:pPr>
             <w:r>
               <w:rPr>
                 <w:b w:val="1"/>
+                <w:bCs w:val="1"/>
                 <w:rtl w:val="0"/>
               </w:rPr>
               <w:t xml:space="preserve">Área</w:t>
@@ -6215,12 +6453,14 @@
               <w:jc w:val="both"/>
               <w:rPr>
                 <w:i w:val="1"/>
+                <w:iCs w:val="1"/>
                 <w:color w:val="548dd4"/>
               </w:rPr>
             </w:pPr>
             <w:r>
               <w:rPr>
                 <w:i w:val="1"/>
+                <w:iCs w:val="1"/>
                 <w:rtl w:val="0"/>
               </w:rPr>
               <w:t xml:space="preserve">Gestión de Calidad</w:t>
@@ -6244,6 +6484,7 @@
         <w:jc w:val="both"/>
         <w:rPr>
           <w:i w:val="1"/>
+          <w:iCs w:val="1"/>
           <w:color w:val="548dd4"/>
         </w:rPr>
       </w:pPr>
@@ -6302,11 +6543,13 @@
               <w:jc w:val="both"/>
               <w:rPr>
                 <w:i w:val="1"/>
+                <w:iCs w:val="1"/>
               </w:rPr>
             </w:pPr>
             <w:r>
               <w:rPr>
                 <w:b w:val="1"/>
+                <w:bCs w:val="1"/>
                 <w:rtl w:val="0"/>
               </w:rPr>
               <w:t xml:space="preserve">FASE: </w:t>
@@ -6314,6 +6557,7 @@
             <w:r>
               <w:rPr>
                 <w:i w:val="1"/>
+                <w:iCs w:val="1"/>
                 <w:rtl w:val="0"/>
               </w:rPr>
               <w:t xml:space="preserve">Inicio</w:t>
@@ -6333,12 +6577,14 @@
               <w:jc w:val="both"/>
               <w:rPr>
                 <w:i w:val="1"/>
+                <w:iCs w:val="1"/>
                 <w:color w:val="548dd4"/>
               </w:rPr>
             </w:pPr>
             <w:r>
               <w:rPr>
                 <w:b w:val="1"/>
+                <w:bCs w:val="1"/>
                 <w:rtl w:val="0"/>
               </w:rPr>
               <w:t xml:space="preserve">ITERACIÓN: </w:t>
@@ -6346,6 +6592,7 @@
             <w:r>
               <w:rPr>
                 <w:i w:val="1"/>
+                <w:iCs w:val="1"/>
                 <w:rtl w:val="0"/>
               </w:rPr>
               <w:t xml:space="preserve">1</w:t>
@@ -6373,11 +6620,13 @@
             <w:pPr>
               <w:rPr>
                 <w:b w:val="1"/>
+                <w:bCs w:val="1"/>
               </w:rPr>
             </w:pPr>
             <w:r>
               <w:rPr>
                 <w:b w:val="1"/>
+                <w:bCs w:val="1"/>
                 <w:rtl w:val="0"/>
               </w:rPr>
               <w:t xml:space="preserve">Elemento </w:t>
@@ -6397,11 +6646,13 @@
               <w:jc w:val="both"/>
               <w:rPr>
                 <w:i w:val="1"/>
+                <w:iCs w:val="1"/>
               </w:rPr>
             </w:pPr>
             <w:r>
               <w:rPr>
                 <w:i w:val="1"/>
+                <w:iCs w:val="1"/>
                 <w:rtl w:val="0"/>
               </w:rPr>
               <w:t xml:space="preserve">Plan de Proyecto</w:t>
@@ -6424,11 +6675,13 @@
             <w:pPr>
               <w:rPr>
                 <w:b w:val="1"/>
+                <w:bCs w:val="1"/>
               </w:rPr>
             </w:pPr>
             <w:r>
               <w:rPr>
                 <w:b w:val="1"/>
+                <w:bCs w:val="1"/>
                 <w:rtl w:val="0"/>
               </w:rPr>
               <w:t xml:space="preserve">Descripción</w:t>
@@ -6448,12 +6701,14 @@
               <w:jc w:val="both"/>
               <w:rPr>
                 <w:i w:val="1"/>
+                <w:iCs w:val="1"/>
                 <w:color w:val="548dd4"/>
               </w:rPr>
             </w:pPr>
             <w:r>
               <w:rPr>
                 <w:i w:val="1"/>
+                <w:iCs w:val="1"/>
                 <w:rtl w:val="0"/>
               </w:rPr>
               <w:t xml:space="preserve">Documento de guía principal para conducir el desarrollo del software.</w:t>
@@ -6481,11 +6736,13 @@
             <w:pPr>
               <w:rPr>
                 <w:b w:val="1"/>
+                <w:bCs w:val="1"/>
               </w:rPr>
             </w:pPr>
             <w:r>
               <w:rPr>
                 <w:b w:val="1"/>
+                <w:bCs w:val="1"/>
                 <w:rtl w:val="0"/>
               </w:rPr>
               <w:t xml:space="preserve">Área</w:t>
@@ -6505,12 +6762,14 @@
               <w:jc w:val="both"/>
               <w:rPr>
                 <w:i w:val="1"/>
+                <w:iCs w:val="1"/>
                 <w:color w:val="548dd4"/>
               </w:rPr>
             </w:pPr>
             <w:r>
               <w:rPr>
                 <w:i w:val="1"/>
+                <w:iCs w:val="1"/>
                 <w:rtl w:val="0"/>
               </w:rPr>
               <w:t xml:space="preserve">Gestión de Proyecto</w:t>
@@ -6643,7 +6902,9 @@
         <w:rPr>
           <w:rFonts w:ascii="Calibri" w:cs="Calibri" w:eastAsia="Calibri" w:hAnsi="Calibri"/>
           <w:b w:val="0"/>
+          <w:bCs w:val="0"/>
           <w:i w:val="0"/>
+          <w:iCs w:val="0"/>
           <w:smallCaps w:val="0"/>
           <w:strike w:val="0"/>
           <w:color w:val="000000"/>
@@ -6658,7 +6919,9 @@
         <w:rPr>
           <w:rFonts w:ascii="Calibri" w:cs="Calibri" w:eastAsia="Calibri" w:hAnsi="Calibri"/>
           <w:b w:val="0"/>
+          <w:bCs w:val="0"/>
           <w:i w:val="0"/>
+          <w:iCs w:val="0"/>
           <w:smallCaps w:val="0"/>
           <w:strike w:val="0"/>
           <w:color w:val="000000"/>
@@ -6692,7 +6955,9 @@
         <w:rPr>
           <w:rFonts w:ascii="Calibri" w:cs="Calibri" w:eastAsia="Calibri" w:hAnsi="Calibri"/>
           <w:b w:val="0"/>
+          <w:bCs w:val="0"/>
           <w:i w:val="0"/>
+          <w:iCs w:val="0"/>
           <w:smallCaps w:val="0"/>
           <w:strike w:val="0"/>
           <w:color w:val="000000"/>
@@ -6707,7 +6972,9 @@
         <w:rPr>
           <w:rFonts w:ascii="Calibri" w:cs="Calibri" w:eastAsia="Calibri" w:hAnsi="Calibri"/>
           <w:b w:val="0"/>
+          <w:bCs w:val="0"/>
           <w:i w:val="0"/>
+          <w:iCs w:val="0"/>
           <w:smallCaps w:val="0"/>
           <w:strike w:val="0"/>
           <w:color w:val="000000"/>
@@ -6741,7 +7008,9 @@
         <w:rPr>
           <w:rFonts w:ascii="Calibri" w:cs="Calibri" w:eastAsia="Calibri" w:hAnsi="Calibri"/>
           <w:b w:val="0"/>
+          <w:bCs w:val="0"/>
           <w:i w:val="0"/>
+          <w:iCs w:val="0"/>
           <w:smallCaps w:val="0"/>
           <w:strike w:val="0"/>
           <w:color w:val="000000"/>
@@ -6756,7 +7025,9 @@
         <w:rPr>
           <w:rFonts w:ascii="Calibri" w:cs="Calibri" w:eastAsia="Calibri" w:hAnsi="Calibri"/>
           <w:b w:val="0"/>
+          <w:bCs w:val="0"/>
           <w:i w:val="0"/>
+          <w:iCs w:val="0"/>
           <w:smallCaps w:val="0"/>
           <w:strike w:val="0"/>
           <w:color w:val="000000"/>
@@ -6790,7 +7061,9 @@
         <w:rPr>
           <w:rFonts w:ascii="Calibri" w:cs="Calibri" w:eastAsia="Calibri" w:hAnsi="Calibri"/>
           <w:b w:val="0"/>
+          <w:bCs w:val="0"/>
           <w:i w:val="0"/>
+          <w:iCs w:val="0"/>
           <w:smallCaps w:val="0"/>
           <w:strike w:val="0"/>
           <w:color w:val="000000"/>
@@ -6805,7 +7078,9 @@
         <w:rPr>
           <w:rFonts w:ascii="Calibri" w:cs="Calibri" w:eastAsia="Calibri" w:hAnsi="Calibri"/>
           <w:b w:val="0"/>
+          <w:bCs w:val="0"/>
           <w:i w:val="0"/>
+          <w:iCs w:val="0"/>
           <w:smallCaps w:val="0"/>
           <w:strike w:val="0"/>
           <w:color w:val="000000"/>
@@ -6839,7 +7114,9 @@
         <w:rPr>
           <w:rFonts w:ascii="Calibri" w:cs="Calibri" w:eastAsia="Calibri" w:hAnsi="Calibri"/>
           <w:b w:val="0"/>
+          <w:bCs w:val="0"/>
           <w:i w:val="0"/>
+          <w:iCs w:val="0"/>
           <w:smallCaps w:val="0"/>
           <w:strike w:val="0"/>
           <w:color w:val="000000"/>
@@ -6854,7 +7131,9 @@
         <w:rPr>
           <w:rFonts w:ascii="Calibri" w:cs="Calibri" w:eastAsia="Calibri" w:hAnsi="Calibri"/>
           <w:b w:val="0"/>
+          <w:bCs w:val="0"/>
           <w:i w:val="0"/>
+          <w:iCs w:val="0"/>
           <w:smallCaps w:val="0"/>
           <w:strike w:val="0"/>
           <w:color w:val="000000"/>
@@ -6888,7 +7167,9 @@
         <w:rPr>
           <w:rFonts w:ascii="Calibri" w:cs="Calibri" w:eastAsia="Calibri" w:hAnsi="Calibri"/>
           <w:b w:val="0"/>
+          <w:bCs w:val="0"/>
           <w:i w:val="0"/>
+          <w:iCs w:val="0"/>
           <w:smallCaps w:val="0"/>
           <w:strike w:val="0"/>
           <w:color w:val="000000"/>
@@ -6903,7 +7184,9 @@
         <w:rPr>
           <w:rFonts w:ascii="Calibri" w:cs="Calibri" w:eastAsia="Calibri" w:hAnsi="Calibri"/>
           <w:b w:val="0"/>
+          <w:bCs w:val="0"/>
           <w:i w:val="0"/>
+          <w:iCs w:val="0"/>
           <w:smallCaps w:val="0"/>
           <w:strike w:val="0"/>
           <w:color w:val="000000"/>
@@ -6937,7 +7220,9 @@
         <w:rPr>
           <w:rFonts w:ascii="Calibri" w:cs="Calibri" w:eastAsia="Calibri" w:hAnsi="Calibri"/>
           <w:b w:val="0"/>
+          <w:bCs w:val="0"/>
           <w:i w:val="0"/>
+          <w:iCs w:val="0"/>
           <w:smallCaps w:val="0"/>
           <w:strike w:val="0"/>
           <w:color w:val="000000"/>
@@ -6952,7 +7237,9 @@
         <w:rPr>
           <w:rFonts w:ascii="Calibri" w:cs="Calibri" w:eastAsia="Calibri" w:hAnsi="Calibri"/>
           <w:b w:val="0"/>
+          <w:bCs w:val="0"/>
           <w:i w:val="0"/>
+          <w:iCs w:val="0"/>
           <w:smallCaps w:val="0"/>
           <w:strike w:val="0"/>
           <w:color w:val="000000"/>
@@ -7680,12 +7967,12 @@
           <wp:extent cx="669290" cy="669290"/>
           <wp:effectExtent b="0" l="0" r="0" t="0"/>
           <wp:wrapSquare wrapText="bothSides" distB="0" distT="0" distL="114300" distR="114300"/>
-          <wp:docPr descr="psi-negro.png" id="15" name="image5.png"/>
+          <wp:docPr descr="psi-negro.png" id="15" name="image4.png"/>
           <a:graphic>
             <a:graphicData uri="http://schemas.openxmlformats.org/drawingml/2006/picture">
               <pic:pic>
                 <pic:nvPicPr>
-                  <pic:cNvPr descr="psi-negro.png" id="0" name="image5.png"/>
+                  <pic:cNvPr descr="psi-negro.png" id="0" name="image4.png"/>
                   <pic:cNvPicPr preferRelativeResize="0"/>
                 </pic:nvPicPr>
                 <pic:blipFill>
@@ -7725,12 +8012,12 @@
           <wp:extent cx="425450" cy="666750"/>
           <wp:effectExtent b="0" l="0" r="0" t="0"/>
           <wp:wrapSquare wrapText="bothSides" distB="0" distT="0" distL="114300" distR="114300"/>
-          <wp:docPr descr="UNPA.JPG" id="14" name="image1.jpg"/>
+          <wp:docPr descr="UNPA.JPG" id="14" name="image2.jpg"/>
           <a:graphic>
             <a:graphicData uri="http://schemas.openxmlformats.org/drawingml/2006/picture">
               <pic:pic>
                 <pic:nvPicPr>
-                  <pic:cNvPr descr="UNPA.JPG" id="0" name="image1.jpg"/>
+                  <pic:cNvPr descr="UNPA.JPG" id="0" name="image2.jpg"/>
                   <pic:cNvPicPr preferRelativeResize="0"/>
                 </pic:nvPicPr>
                 <pic:blipFill>
@@ -10221,6 +10508,7 @@
     <w:rPr>
       <w:rFonts w:ascii="Cambria" w:cs="Cambria" w:eastAsia="Cambria" w:hAnsi="Cambria"/>
       <w:b w:val="1"/>
+      <w:bCs w:val="1"/>
       <w:color w:val="366091"/>
       <w:sz w:val="28"/>
       <w:szCs w:val="28"/>
@@ -10239,6 +10527,7 @@
     <w:rPr>
       <w:rFonts w:ascii="Cambria" w:cs="Cambria" w:eastAsia="Cambria" w:hAnsi="Cambria"/>
       <w:b w:val="1"/>
+      <w:bCs w:val="1"/>
       <w:color w:val="4f81bd"/>
       <w:sz w:val="26"/>
       <w:szCs w:val="26"/>
@@ -10255,6 +10544,7 @@
     <w:rPr>
       <w:rFonts w:ascii="Cambria" w:cs="Cambria" w:eastAsia="Cambria" w:hAnsi="Cambria"/>
       <w:b w:val="1"/>
+      <w:bCs w:val="1"/>
       <w:color w:val="4f81bd"/>
     </w:rPr>
   </w:style>
@@ -10269,7 +10559,9 @@
     <w:rPr>
       <w:rFonts w:ascii="Cambria" w:cs="Cambria" w:eastAsia="Cambria" w:hAnsi="Cambria"/>
       <w:b w:val="1"/>
+      <w:bCs w:val="1"/>
       <w:i w:val="1"/>
+      <w:iCs w:val="1"/>
       <w:color w:val="4f81bd"/>
     </w:rPr>
   </w:style>
@@ -10285,6 +10577,7 @@
     </w:pPr>
     <w:rPr>
       <w:b w:val="1"/>
+      <w:bCs w:val="1"/>
       <w:sz w:val="22"/>
       <w:szCs w:val="22"/>
     </w:rPr>
@@ -10301,6 +10594,7 @@
     </w:pPr>
     <w:rPr>
       <w:b w:val="1"/>
+      <w:bCs w:val="1"/>
       <w:sz w:val="20"/>
       <w:szCs w:val="20"/>
     </w:rPr>
@@ -10336,6 +10630,7 @@
     <w:rPr>
       <w:rFonts w:ascii="Georgia" w:cs="Georgia" w:eastAsia="Georgia" w:hAnsi="Georgia"/>
       <w:i w:val="1"/>
+      <w:iCs w:val="1"/>
       <w:color w:val="666666"/>
       <w:sz w:val="48"/>
       <w:szCs w:val="48"/>

--- a/Etapa Inicio/Plan de Gestión de Configuración - Kairos - NexTech.docx
+++ b/Etapa Inicio/Plan de Gestión de Configuración - Kairos - NexTech.docx
@@ -980,12 +980,12 @@
             <wp:extent cx="1200150" cy="1200150"/>
             <wp:effectExtent b="0" l="0" r="0" t="0"/>
             <wp:wrapSquare wrapText="bothSides" distB="0" distT="0" distL="114300" distR="114300"/>
-            <wp:docPr descr="psi-negro.png" id="17" name="image5.png"/>
+            <wp:docPr descr="psi-negro.png" id="17" name="image4.png"/>
             <a:graphic>
               <a:graphicData uri="http://schemas.openxmlformats.org/drawingml/2006/picture">
                 <pic:pic>
                   <pic:nvPicPr>
-                    <pic:cNvPr descr="psi-negro.png" id="0" name="image5.png"/>
+                    <pic:cNvPr descr="psi-negro.png" id="0" name="image4.png"/>
                     <pic:cNvPicPr preferRelativeResize="0"/>
                   </pic:nvPicPr>
                   <pic:blipFill>
@@ -1037,12 +1037,12 @@
             <wp:extent cx="1304925" cy="2019300"/>
             <wp:effectExtent b="0" l="0" r="0" t="0"/>
             <wp:wrapSquare wrapText="bothSides" distB="0" distT="0" distL="114300" distR="114300"/>
-            <wp:docPr descr="UNPA.JPG" id="16" name="image3.jpg"/>
+            <wp:docPr descr="UNPA.JPG" id="16" name="image5.jpg"/>
             <a:graphic>
               <a:graphicData uri="http://schemas.openxmlformats.org/drawingml/2006/picture">
                 <pic:pic>
                   <pic:nvPicPr>
-                    <pic:cNvPr descr="UNPA.JPG" id="0" name="image3.jpg"/>
+                    <pic:cNvPr descr="UNPA.JPG" id="0" name="image5.jpg"/>
                     <pic:cNvPicPr preferRelativeResize="0"/>
                   </pic:nvPicPr>
                   <pic:blipFill>
@@ -1443,12 +1443,12 @@
             <wp:extent cx="1200150" cy="1200150"/>
             <wp:effectExtent b="0" l="0" r="0" t="0"/>
             <wp:wrapSquare wrapText="bothSides" distB="0" distT="0" distL="114300" distR="114300"/>
-            <wp:docPr id="13" name="image1.png"/>
+            <wp:docPr id="13" name="image3.png"/>
             <a:graphic>
               <a:graphicData uri="http://schemas.openxmlformats.org/drawingml/2006/picture">
                 <pic:pic>
                   <pic:nvPicPr>
-                    <pic:cNvPr id="0" name="image1.png"/>
+                    <pic:cNvPr id="0" name="image3.png"/>
                     <pic:cNvPicPr preferRelativeResize="0"/>
                   </pic:nvPicPr>
                   <pic:blipFill>
@@ -1550,7 +1550,7 @@
     </w:p>
     <w:sdt>
       <w:sdtPr>
-        <w:id w:val="-836172344"/>
+        <w:id w:val="1798646243"/>
         <w:docPartObj>
           <w:docPartGallery w:val="Table of Contents"/>
           <w:docPartUnique w:val="1"/>
@@ -7967,12 +7967,12 @@
           <wp:extent cx="669290" cy="669290"/>
           <wp:effectExtent b="0" l="0" r="0" t="0"/>
           <wp:wrapSquare wrapText="bothSides" distB="0" distT="0" distL="114300" distR="114300"/>
-          <wp:docPr descr="psi-negro.png" id="15" name="image4.png"/>
+          <wp:docPr descr="psi-negro.png" id="15" name="image1.png"/>
           <a:graphic>
             <a:graphicData uri="http://schemas.openxmlformats.org/drawingml/2006/picture">
               <pic:pic>
                 <pic:nvPicPr>
-                  <pic:cNvPr descr="psi-negro.png" id="0" name="image4.png"/>
+                  <pic:cNvPr descr="psi-negro.png" id="0" name="image1.png"/>
                   <pic:cNvPicPr preferRelativeResize="0"/>
                 </pic:nvPicPr>
                 <pic:blipFill>

--- a/Etapa Inicio/Plan de Gestión de Configuración - Kairos - NexTech.docx
+++ b/Etapa Inicio/Plan de Gestión de Configuración - Kairos - NexTech.docx
@@ -980,12 +980,12 @@
             <wp:extent cx="1200150" cy="1200150"/>
             <wp:effectExtent b="0" l="0" r="0" t="0"/>
             <wp:wrapSquare wrapText="bothSides" distB="0" distT="0" distL="114300" distR="114300"/>
-            <wp:docPr descr="psi-negro.png" id="17" name="image4.png"/>
+            <wp:docPr descr="psi-negro.png" id="17" name="image3.png"/>
             <a:graphic>
               <a:graphicData uri="http://schemas.openxmlformats.org/drawingml/2006/picture">
                 <pic:pic>
                   <pic:nvPicPr>
-                    <pic:cNvPr descr="psi-negro.png" id="0" name="image4.png"/>
+                    <pic:cNvPr descr="psi-negro.png" id="0" name="image3.png"/>
                     <pic:cNvPicPr preferRelativeResize="0"/>
                   </pic:nvPicPr>
                   <pic:blipFill>
@@ -1443,12 +1443,12 @@
             <wp:extent cx="1200150" cy="1200150"/>
             <wp:effectExtent b="0" l="0" r="0" t="0"/>
             <wp:wrapSquare wrapText="bothSides" distB="0" distT="0" distL="114300" distR="114300"/>
-            <wp:docPr id="13" name="image3.png"/>
+            <wp:docPr id="13" name="image4.png"/>
             <a:graphic>
               <a:graphicData uri="http://schemas.openxmlformats.org/drawingml/2006/picture">
                 <pic:pic>
                   <pic:nvPicPr>
-                    <pic:cNvPr id="0" name="image3.png"/>
+                    <pic:cNvPr id="0" name="image4.png"/>
                     <pic:cNvPicPr preferRelativeResize="0"/>
                   </pic:nvPicPr>
                   <pic:blipFill>
@@ -1550,7 +1550,7 @@
     </w:p>
     <w:sdt>
       <w:sdtPr>
-        <w:id w:val="1798646243"/>
+        <w:id w:val="-1282189888"/>
         <w:docPartObj>
           <w:docPartGallery w:val="Table of Contents"/>
           <w:docPartUnique w:val="1"/>

--- a/Etapa Inicio/Plan de Gestión de Configuración - Kairos - NexTech.docx
+++ b/Etapa Inicio/Plan de Gestión de Configuración - Kairos - NexTech.docx
@@ -980,12 +980,12 @@
             <wp:extent cx="1200150" cy="1200150"/>
             <wp:effectExtent b="0" l="0" r="0" t="0"/>
             <wp:wrapSquare wrapText="bothSides" distB="0" distT="0" distL="114300" distR="114300"/>
-            <wp:docPr descr="psi-negro.png" id="17" name="image3.png"/>
+            <wp:docPr descr="psi-negro.png" id="17" name="image4.png"/>
             <a:graphic>
               <a:graphicData uri="http://schemas.openxmlformats.org/drawingml/2006/picture">
                 <pic:pic>
                   <pic:nvPicPr>
-                    <pic:cNvPr descr="psi-negro.png" id="0" name="image3.png"/>
+                    <pic:cNvPr descr="psi-negro.png" id="0" name="image4.png"/>
                     <pic:cNvPicPr preferRelativeResize="0"/>
                   </pic:nvPicPr>
                   <pic:blipFill>
@@ -1037,12 +1037,12 @@
             <wp:extent cx="1304925" cy="2019300"/>
             <wp:effectExtent b="0" l="0" r="0" t="0"/>
             <wp:wrapSquare wrapText="bothSides" distB="0" distT="0" distL="114300" distR="114300"/>
-            <wp:docPr descr="UNPA.JPG" id="16" name="image5.jpg"/>
+            <wp:docPr descr="UNPA.JPG" id="16" name="image1.jpg"/>
             <a:graphic>
               <a:graphicData uri="http://schemas.openxmlformats.org/drawingml/2006/picture">
                 <pic:pic>
                   <pic:nvPicPr>
-                    <pic:cNvPr descr="UNPA.JPG" id="0" name="image5.jpg"/>
+                    <pic:cNvPr descr="UNPA.JPG" id="0" name="image1.jpg"/>
                     <pic:cNvPicPr preferRelativeResize="0"/>
                   </pic:nvPicPr>
                   <pic:blipFill>
@@ -1443,12 +1443,12 @@
             <wp:extent cx="1200150" cy="1200150"/>
             <wp:effectExtent b="0" l="0" r="0" t="0"/>
             <wp:wrapSquare wrapText="bothSides" distB="0" distT="0" distL="114300" distR="114300"/>
-            <wp:docPr id="13" name="image4.png"/>
+            <wp:docPr id="13" name="image5.png"/>
             <a:graphic>
               <a:graphicData uri="http://schemas.openxmlformats.org/drawingml/2006/picture">
                 <pic:pic>
                   <pic:nvPicPr>
-                    <pic:cNvPr id="0" name="image4.png"/>
+                    <pic:cNvPr id="0" name="image5.png"/>
                     <pic:cNvPicPr preferRelativeResize="0"/>
                   </pic:nvPicPr>
                   <pic:blipFill>
@@ -1550,7 +1550,7 @@
     </w:p>
     <w:sdt>
       <w:sdtPr>
-        <w:id w:val="-1282189888"/>
+        <w:id w:val="157557858"/>
         <w:docPartObj>
           <w:docPartGallery w:val="Table of Contents"/>
           <w:docPartUnique w:val="1"/>
@@ -7967,12 +7967,12 @@
           <wp:extent cx="669290" cy="669290"/>
           <wp:effectExtent b="0" l="0" r="0" t="0"/>
           <wp:wrapSquare wrapText="bothSides" distB="0" distT="0" distL="114300" distR="114300"/>
-          <wp:docPr descr="psi-negro.png" id="15" name="image1.png"/>
+          <wp:docPr descr="psi-negro.png" id="15" name="image2.png"/>
           <a:graphic>
             <a:graphicData uri="http://schemas.openxmlformats.org/drawingml/2006/picture">
               <pic:pic>
                 <pic:nvPicPr>
-                  <pic:cNvPr descr="psi-negro.png" id="0" name="image1.png"/>
+                  <pic:cNvPr descr="psi-negro.png" id="0" name="image2.png"/>
                   <pic:cNvPicPr preferRelativeResize="0"/>
                 </pic:nvPicPr>
                 <pic:blipFill>
@@ -8012,12 +8012,12 @@
           <wp:extent cx="425450" cy="666750"/>
           <wp:effectExtent b="0" l="0" r="0" t="0"/>
           <wp:wrapSquare wrapText="bothSides" distB="0" distT="0" distL="114300" distR="114300"/>
-          <wp:docPr descr="UNPA.JPG" id="14" name="image2.jpg"/>
+          <wp:docPr descr="UNPA.JPG" id="14" name="image3.jpg"/>
           <a:graphic>
             <a:graphicData uri="http://schemas.openxmlformats.org/drawingml/2006/picture">
               <pic:pic>
                 <pic:nvPicPr>
-                  <pic:cNvPr descr="UNPA.JPG" id="0" name="image2.jpg"/>
+                  <pic:cNvPr descr="UNPA.JPG" id="0" name="image3.jpg"/>
                   <pic:cNvPicPr preferRelativeResize="0"/>
                 </pic:nvPicPr>
                 <pic:blipFill>

--- a/Etapa Inicio/Plan de Gestión de Configuración - Kairos - NexTech.docx
+++ b/Etapa Inicio/Plan de Gestión de Configuración - Kairos - NexTech.docx
@@ -980,12 +980,12 @@
             <wp:extent cx="1200150" cy="1200150"/>
             <wp:effectExtent b="0" l="0" r="0" t="0"/>
             <wp:wrapSquare wrapText="bothSides" distB="0" distT="0" distL="114300" distR="114300"/>
-            <wp:docPr descr="psi-negro.png" id="17" name="image4.png"/>
+            <wp:docPr descr="psi-negro.png" id="17" name="image2.png"/>
             <a:graphic>
               <a:graphicData uri="http://schemas.openxmlformats.org/drawingml/2006/picture">
                 <pic:pic>
                   <pic:nvPicPr>
-                    <pic:cNvPr descr="psi-negro.png" id="0" name="image4.png"/>
+                    <pic:cNvPr descr="psi-negro.png" id="0" name="image2.png"/>
                     <pic:cNvPicPr preferRelativeResize="0"/>
                   </pic:nvPicPr>
                   <pic:blipFill>
@@ -1037,12 +1037,12 @@
             <wp:extent cx="1304925" cy="2019300"/>
             <wp:effectExtent b="0" l="0" r="0" t="0"/>
             <wp:wrapSquare wrapText="bothSides" distB="0" distT="0" distL="114300" distR="114300"/>
-            <wp:docPr descr="UNPA.JPG" id="16" name="image1.jpg"/>
+            <wp:docPr descr="UNPA.JPG" id="16" name="image5.jpg"/>
             <a:graphic>
               <a:graphicData uri="http://schemas.openxmlformats.org/drawingml/2006/picture">
                 <pic:pic>
                   <pic:nvPicPr>
-                    <pic:cNvPr descr="UNPA.JPG" id="0" name="image1.jpg"/>
+                    <pic:cNvPr descr="UNPA.JPG" id="0" name="image5.jpg"/>
                     <pic:cNvPicPr preferRelativeResize="0"/>
                   </pic:nvPicPr>
                   <pic:blipFill>
@@ -1443,12 +1443,12 @@
             <wp:extent cx="1200150" cy="1200150"/>
             <wp:effectExtent b="0" l="0" r="0" t="0"/>
             <wp:wrapSquare wrapText="bothSides" distB="0" distT="0" distL="114300" distR="114300"/>
-            <wp:docPr id="13" name="image5.png"/>
+            <wp:docPr id="13" name="image3.png"/>
             <a:graphic>
               <a:graphicData uri="http://schemas.openxmlformats.org/drawingml/2006/picture">
                 <pic:pic>
                   <pic:nvPicPr>
-                    <pic:cNvPr id="0" name="image5.png"/>
+                    <pic:cNvPr id="0" name="image3.png"/>
                     <pic:cNvPicPr preferRelativeResize="0"/>
                   </pic:nvPicPr>
                   <pic:blipFill>
@@ -1550,7 +1550,7 @@
     </w:p>
     <w:sdt>
       <w:sdtPr>
-        <w:id w:val="157557858"/>
+        <w:id w:val="1665205985"/>
         <w:docPartObj>
           <w:docPartGallery w:val="Table of Contents"/>
           <w:docPartUnique w:val="1"/>
@@ -2310,7 +2310,7 @@
         <w:rPr>
           <w:rtl w:val="0"/>
         </w:rPr>
-        <w:t xml:space="preserve">El presente documento tiene como objetivo definir y describir las actividades de Gestión de Configuración y cambios que se llevarán a cabo a lo largo del proyecto 'Kairos'. Establece los lineamientos, responsabilidades, recursos y herramientas necesarias para asegurar un control efectivo sobre los elementos de configuración, garantizar la trazabilidad y el manejo adecuado de los cambios.</w:t>
+        <w:t xml:space="preserve">El presente documento tiene como objetivo definir y describir las actividades de Gestión de Configuración y cambios que se llevarán a cabo a lo largo del proyecto 'Kairos'. Establece los lineamientos, responsabilidades, recursos y herramientas necesarias para asegurar un control efectivo sobre los elementos de configuración. Además, busca garantizar la trazabilidad y el manejo adecuado de los cambios.</w:t>
       </w:r>
       <w:r>
         <w:rPr>
@@ -3122,7 +3122,7 @@
         <w:rPr>
           <w:rtl w:val="0"/>
         </w:rPr>
-        <w:t xml:space="preserve">EXO Smart Intel Core i3-1215U, 8DB de RAM, 512 GB SSD.</w:t>
+        <w:t xml:space="preserve">EXO Smart Intel Core i3-1215U, 8GB de RAM, 512 GB SSD.</w:t>
       </w:r>
     </w:p>
     <w:p>
@@ -3181,7 +3181,7 @@
         <w:rPr>
           <w:rtl w:val="0"/>
         </w:rPr>
-        <w:t xml:space="preserve">Github: Sitio web donde se aloja el repositorio.</w:t>
+        <w:t xml:space="preserve">GitHub: Sitio web donde se aloja el repositorio.</w:t>
       </w:r>
     </w:p>
     <w:p>
@@ -3206,7 +3206,7 @@
             <w:u w:val="single"/>
             <w:rtl w:val="0"/>
           </w:rPr>
-          <w:t xml:space="preserve">Repositorio de Github</w:t>
+          <w:t xml:space="preserve">Repositorio de GitHub</w:t>
         </w:r>
       </w:hyperlink>
       <w:r>
@@ -3380,7 +3380,7 @@
             <w:u w:val="single"/>
             <w:rtl w:val="0"/>
           </w:rPr>
-          <w:t xml:space="preserve">Repositorio de Github</w:t>
+          <w:t xml:space="preserve">Repositorio de GitHub</w:t>
         </w:r>
       </w:hyperlink>
       <w:r>
@@ -3723,6 +3723,27 @@
     </w:p>
     <w:p>
       <w:pPr>
+        <w:tabs>
+          <w:tab w:val="left" w:leader="none" w:pos="0"/>
+        </w:tabs>
+        <w:rPr>
+          <w:vertAlign w:val="baseline"/>
+        </w:rPr>
+      </w:pPr>
+      <w:r>
+        <w:rPr>
+          <w:rtl w:val="0"/>
+        </w:rPr>
+        <w:t xml:space="preserve">La gestión de configuración se aplicará desde el inicio del proyecto y durante todas las iteraciones. Cada iteración culminará con la revisión de los elementos de configuración y la actualización de la línea base correspondiente.</w:t>
+      </w:r>
+      <w:r>
+        <w:rPr>
+          <w:rtl w:val="0"/>
+        </w:rPr>
+      </w:r>
+    </w:p>
+    <w:p>
+      <w:pPr>
         <w:pStyle w:val="Heading2"/>
         <w:keepNext w:val="1"/>
         <w:keepLines w:val="1"/>
@@ -4252,9 +4273,7 @@
         <w:pStyle w:val="Heading3"/>
         <w:keepNext w:val="1"/>
         <w:keepLines w:val="1"/>
-        <w:rPr>
-          <w:vertAlign w:val="baseline"/>
-        </w:rPr>
+        <w:rPr/>
       </w:pPr>
       <w:bookmarkStart w:colFirst="0" w:colLast="0" w:name="_94lxxfpmhh7z" w:id="16"/>
       <w:bookmarkEnd w:id="16"/>
@@ -4264,6 +4283,23 @@
           <w:rtl w:val="0"/>
         </w:rPr>
         <w:t xml:space="preserve">Elementos de la Línea Base del Proyecto</w:t>
+      </w:r>
+      <w:r>
+        <w:rPr>
+          <w:rtl w:val="0"/>
+        </w:rPr>
+      </w:r>
+    </w:p>
+    <w:p>
+      <w:pPr>
+        <w:ind w:left="0" w:firstLine="0"/>
+        <w:rPr/>
+      </w:pPr>
+      <w:r>
+        <w:rPr>
+          <w:rtl w:val="0"/>
+        </w:rPr>
+        <w:t xml:space="preserve">Se establecerá una nueva línea base al finalizar cada iteración, una vez que los entregables hayan sido revisados y aprobados formalmente por el equipo y el líder del proyecto.</w:t>
       </w:r>
     </w:p>
     <w:p>
@@ -4857,7 +4893,7 @@
                 <w:iCs w:val="1"/>
                 <w:rtl w:val="0"/>
               </w:rPr>
-              <w:t xml:space="preserve">Documento que contiene la interpretación por parte del equipo NexTech a la primer entrevista.</w:t>
+              <w:t xml:space="preserve">Documento que contiene la interpretación por parte del equipo NexTech a la primera entrevista.</w:t>
             </w:r>
             <w:r>
               <w:rPr>
@@ -4929,6 +4965,46 @@
         </w:tc>
       </w:tr>
     </w:tbl>
+    <w:p>
+      <w:pPr>
+        <w:tabs>
+          <w:tab w:val="left" w:leader="none" w:pos="0"/>
+        </w:tabs>
+        <w:spacing w:line="240" w:lineRule="auto"/>
+        <w:ind w:left="114" w:hanging="5.9999999999999964"/>
+        <w:jc w:val="both"/>
+        <w:rPr>
+          <w:i w:val="1"/>
+          <w:iCs w:val="1"/>
+          <w:color w:val="548dd4"/>
+        </w:rPr>
+      </w:pPr>
+      <w:r>
+        <w:rPr>
+          <w:rtl w:val="0"/>
+        </w:rPr>
+      </w:r>
+    </w:p>
+    <w:p>
+      <w:pPr>
+        <w:tabs>
+          <w:tab w:val="left" w:leader="none" w:pos="0"/>
+        </w:tabs>
+        <w:spacing w:line="240" w:lineRule="auto"/>
+        <w:ind w:left="114" w:hanging="5.9999999999999964"/>
+        <w:jc w:val="both"/>
+        <w:rPr>
+          <w:i w:val="1"/>
+          <w:iCs w:val="1"/>
+          <w:color w:val="548dd4"/>
+        </w:rPr>
+      </w:pPr>
+      <w:r>
+        <w:rPr>
+          <w:rtl w:val="0"/>
+        </w:rPr>
+      </w:r>
+    </w:p>
     <w:p>
       <w:pPr>
         <w:tabs>
@@ -5784,7 +5860,7 @@
                 <w:iCs w:val="1"/>
                 <w:rtl w:val="0"/>
               </w:rPr>
-              <w:t xml:space="preserve">Enlace de YouTube a la primer prueba funcional del sistema.</w:t>
+              <w:t xml:space="preserve">Enlace de YouTube a la primera prueba funcional del sistema.</w:t>
             </w:r>
             <w:r>
               <w:rPr>
@@ -6809,15 +6885,39 @@
         <w:tabs>
           <w:tab w:val="left" w:leader="none" w:pos="0"/>
         </w:tabs>
-        <w:rPr>
-          <w:vertAlign w:val="baseline"/>
-        </w:rPr>
-      </w:pPr>
-      <w:r>
-        <w:rPr>
-          <w:rtl w:val="0"/>
-        </w:rPr>
-        <w:t xml:space="preserve">Los documentos modificados se verán reflejados en la rama docs del repositorio de Github.</w:t>
+        <w:rPr/>
+      </w:pPr>
+      <w:r>
+        <w:rPr>
+          <w:rtl w:val="0"/>
+        </w:rPr>
+        <w:t xml:space="preserve">Los documentos modificados se verán reflejados en la rama docs del repositorio de GitHub. Todo cambio deberá registrarse mediante una solicitud formal (issue) en el repositorio. El cambio será evaluado por el Administrador de Configuración y aprobado por el Líder del Proyecto antes de su integración a la rama principal.</w:t>
+      </w:r>
+    </w:p>
+    <w:p>
+      <w:pPr>
+        <w:tabs>
+          <w:tab w:val="left" w:leader="none" w:pos="0"/>
+        </w:tabs>
+        <w:rPr/>
+      </w:pPr>
+      <w:r>
+        <w:rPr>
+          <w:rtl w:val="0"/>
+        </w:rPr>
+        <w:t xml:space="preserve">Los cambios en el código se </w:t>
+      </w:r>
+      <w:r>
+        <w:rPr>
+          <w:rtl w:val="0"/>
+        </w:rPr>
+        <w:t xml:space="preserve">gestionarán</w:t>
+      </w:r>
+      <w:r>
+        <w:rPr>
+          <w:rtl w:val="0"/>
+        </w:rPr>
+        <w:t xml:space="preserve"> mediante Pull Requests en GitHub, los cuales deberán ser revisados antes de su fusión a la rama principal.</w:t>
       </w:r>
       <w:r>
         <w:rPr>
@@ -6917,6 +7017,24 @@
       </w:pPr>
       <w:r>
         <w:rPr>
+          <w:rtl w:val="0"/>
+        </w:rPr>
+        <w:t xml:space="preserve">Las auditorías se </w:t>
+      </w:r>
+      <w:r>
+        <w:rPr>
+          <w:rtl w:val="0"/>
+        </w:rPr>
+        <w:t xml:space="preserve">realizarán</w:t>
+      </w:r>
+      <w:r>
+        <w:rPr>
+          <w:rtl w:val="0"/>
+        </w:rPr>
+        <w:t xml:space="preserve"> al finalizar cada iteración antes de establecer la nueva línea base. E</w:t>
+      </w:r>
+      <w:r>
+        <w:rPr>
           <w:rFonts w:ascii="Calibri" w:cs="Calibri" w:eastAsia="Calibri" w:hAnsi="Calibri"/>
           <w:b w:val="0"/>
           <w:bCs w:val="0"/>
@@ -6932,7 +7050,7 @@
           <w:vertAlign w:val="baseline"/>
           <w:rtl w:val="0"/>
         </w:rPr>
-        <w:t xml:space="preserve">Cada cierto tiempo, el gestor de configuración y cambios realizará un informe para el jefe de proyecto con el fin de revisar la evolución de los defectos que se vayan registrando en el mismo.</w:t>
+        <w:t xml:space="preserve">l gestor de configuración y cambios realizará un informe para el jefe de proyecto con el fin de revisar la evolución de los defectos que se vayan registrando en el mismo.</w:t>
       </w:r>
     </w:p>
     <w:p>
@@ -6985,7 +7103,45 @@
           <w:vertAlign w:val="baseline"/>
           <w:rtl w:val="0"/>
         </w:rPr>
-        <w:t xml:space="preserve">En este informe (“Informe de Evolución de Defectos”) se detallará los defectos detectados, sus prioridades, responsables de corregirlos, su estado y el procedimiento que se ha seguido o se va a seguir a la hora de resolverlos.</w:t>
+        <w:t xml:space="preserve">En este informe (“Informe de Evolución de Defectos”) se </w:t>
+      </w:r>
+      <w:r>
+        <w:rPr>
+          <w:rFonts w:ascii="Calibri" w:cs="Calibri" w:eastAsia="Calibri" w:hAnsi="Calibri"/>
+          <w:b w:val="0"/>
+          <w:bCs w:val="0"/>
+          <w:i w:val="0"/>
+          <w:iCs w:val="0"/>
+          <w:smallCaps w:val="0"/>
+          <w:strike w:val="0"/>
+          <w:color w:val="000000"/>
+          <w:sz w:val="22"/>
+          <w:szCs w:val="22"/>
+          <w:u w:val="none"/>
+          <w:shd w:fill="auto" w:val="clear"/>
+          <w:vertAlign w:val="baseline"/>
+          <w:rtl w:val="0"/>
+        </w:rPr>
+        <w:t xml:space="preserve">detallará</w:t>
+      </w:r>
+      <w:r>
+        <w:rPr>
+          <w:rFonts w:ascii="Calibri" w:cs="Calibri" w:eastAsia="Calibri" w:hAnsi="Calibri"/>
+          <w:b w:val="0"/>
+          <w:bCs w:val="0"/>
+          <w:i w:val="0"/>
+          <w:iCs w:val="0"/>
+          <w:smallCaps w:val="0"/>
+          <w:strike w:val="0"/>
+          <w:color w:val="000000"/>
+          <w:sz w:val="22"/>
+          <w:szCs w:val="22"/>
+          <w:u w:val="none"/>
+          <w:shd w:fill="auto" w:val="clear"/>
+          <w:vertAlign w:val="baseline"/>
+          <w:rtl w:val="0"/>
+        </w:rPr>
+        <w:t xml:space="preserve"> los defectos detectados, sus prioridades, responsables de corregirlos, su estado y el procedimiento que se ha seguido o se va a seguir a la hora de resolverlos.</w:t>
       </w:r>
     </w:p>
     <w:p>
@@ -7023,22 +7179,14 @@
       </w:pPr>
       <w:r>
         <w:rPr>
-          <w:rFonts w:ascii="Calibri" w:cs="Calibri" w:eastAsia="Calibri" w:hAnsi="Calibri"/>
-          <w:b w:val="0"/>
-          <w:bCs w:val="0"/>
-          <w:i w:val="0"/>
-          <w:iCs w:val="0"/>
-          <w:smallCaps w:val="0"/>
-          <w:strike w:val="0"/>
-          <w:color w:val="000000"/>
-          <w:sz w:val="22"/>
-          <w:szCs w:val="22"/>
-          <w:u w:val="none"/>
-          <w:shd w:fill="auto" w:val="clear"/>
-          <w:vertAlign w:val="baseline"/>
-          <w:rtl w:val="0"/>
-        </w:rPr>
-        <w:t xml:space="preserve">Este nos permitirá obtener una serie de indicadores para determinar la calidad del producto que se  está desarrollando, permitiendo al jefe de proyecto informar al cliente sobre este aspecto.</w:t>
+          <w:rtl w:val="0"/>
+        </w:rPr>
+        <w:t xml:space="preserve">Esto permitirá obtener indicadores para determinar la calidad del producto en desarrollo. De esta manera, el jefe de proyecto podrá informar al cliente sobre este aspecto.</w:t>
+      </w:r>
+      <w:r>
+        <w:rPr>
+          <w:rtl w:val="0"/>
+        </w:rPr>
       </w:r>
     </w:p>
     <w:p>
@@ -7235,6 +7383,24 @@
       </w:pPr>
       <w:r>
         <w:rPr>
+          <w:rtl w:val="0"/>
+        </w:rPr>
+        <w:t xml:space="preserve">Las auditorías se </w:t>
+      </w:r>
+      <w:r>
+        <w:rPr>
+          <w:rtl w:val="0"/>
+        </w:rPr>
+        <w:t xml:space="preserve">realizarán</w:t>
+      </w:r>
+      <w:r>
+        <w:rPr>
+          <w:rtl w:val="0"/>
+        </w:rPr>
+        <w:t xml:space="preserve"> al final de cada iteración, antes de establecer una nueva línea base. En ellas se revisarán los requisitos funcionales y de rendimiento, verificando que el producto cumpla con las especificaciones definidas. </w:t>
+      </w:r>
+      <w:r>
+        <w:rPr>
           <w:rFonts w:ascii="Calibri" w:cs="Calibri" w:eastAsia="Calibri" w:hAnsi="Calibri"/>
           <w:b w:val="0"/>
           <w:bCs w:val="0"/>
@@ -7250,7 +7416,32 @@
           <w:vertAlign w:val="baseline"/>
           <w:rtl w:val="0"/>
         </w:rPr>
-        <w:t xml:space="preserve">Las auditorías que se llevarán a cabo para comprobar si los cambios se han realizado correctamente serán al  final de cada iteración, pero antes de que se cree una línea base. En éstas se revisarán tanto los requisitos funcionales  y de rendimiento, como que el producto cumpla con las especificaciones detalladas en las que se define. Tomarán parte en éstas el cliente, el jefe de proyecto y el gestor de configuración.</w:t>
+        <w:t xml:space="preserve">Tomarán parte en </w:t>
+      </w:r>
+      <w:r>
+        <w:rPr>
+          <w:rtl w:val="0"/>
+        </w:rPr>
+        <w:t xml:space="preserve">e</w:t>
+      </w:r>
+      <w:r>
+        <w:rPr>
+          <w:rFonts w:ascii="Calibri" w:cs="Calibri" w:eastAsia="Calibri" w:hAnsi="Calibri"/>
+          <w:b w:val="0"/>
+          <w:bCs w:val="0"/>
+          <w:i w:val="0"/>
+          <w:iCs w:val="0"/>
+          <w:smallCaps w:val="0"/>
+          <w:strike w:val="0"/>
+          <w:color w:val="000000"/>
+          <w:sz w:val="22"/>
+          <w:szCs w:val="22"/>
+          <w:u w:val="none"/>
+          <w:shd w:fill="auto" w:val="clear"/>
+          <w:vertAlign w:val="baseline"/>
+          <w:rtl w:val="0"/>
+        </w:rPr>
+        <w:t xml:space="preserve">stas el cliente, el jefe de proyecto y el gestor de configuración.</w:t>
       </w:r>
     </w:p>
     <w:p>
@@ -7967,12 +8158,12 @@
           <wp:extent cx="669290" cy="669290"/>
           <wp:effectExtent b="0" l="0" r="0" t="0"/>
           <wp:wrapSquare wrapText="bothSides" distB="0" distT="0" distL="114300" distR="114300"/>
-          <wp:docPr descr="psi-negro.png" id="15" name="image2.png"/>
+          <wp:docPr descr="psi-negro.png" id="15" name="image4.png"/>
           <a:graphic>
             <a:graphicData uri="http://schemas.openxmlformats.org/drawingml/2006/picture">
               <pic:pic>
                 <pic:nvPicPr>
-                  <pic:cNvPr descr="psi-negro.png" id="0" name="image2.png"/>
+                  <pic:cNvPr descr="psi-negro.png" id="0" name="image4.png"/>
                   <pic:cNvPicPr preferRelativeResize="0"/>
                 </pic:nvPicPr>
                 <pic:blipFill>
@@ -8012,12 +8203,12 @@
           <wp:extent cx="425450" cy="666750"/>
           <wp:effectExtent b="0" l="0" r="0" t="0"/>
           <wp:wrapSquare wrapText="bothSides" distB="0" distT="0" distL="114300" distR="114300"/>
-          <wp:docPr descr="UNPA.JPG" id="14" name="image3.jpg"/>
+          <wp:docPr descr="UNPA.JPG" id="14" name="image1.jpg"/>
           <a:graphic>
             <a:graphicData uri="http://schemas.openxmlformats.org/drawingml/2006/picture">
               <pic:pic>
                 <pic:nvPicPr>
-                  <pic:cNvPr descr="UNPA.JPG" id="0" name="image3.jpg"/>
+                  <pic:cNvPr descr="UNPA.JPG" id="0" name="image1.jpg"/>
                   <pic:cNvPicPr preferRelativeResize="0"/>
                 </pic:nvPicPr>
                 <pic:blipFill>
